--- a/manuale_operativo.docx
+++ b/manuale_operativo.docx
@@ -2097,7 +2097,13 @@
     </w:p>
     <w:p>
       <w:r>
-        <w:t>Kano Co Limited c/o Kelmar Logistika</w:t>
+        <w:t>BJJ Store</w:t>
+        <w:br/>
+        <w:t>Via Cavalcanti 4</w:t>
+        <w:br/>
+        <w:t>30038 Spinea (VE)</w:t>
+        <w:br/>
+        <w:t>Italia</w:t>
       </w:r>
     </w:p>
     <w:p>
@@ -2874,18 +2880,14 @@
     <w:p>
       <w:r>
         <w:t>Indirizzo di spedizione:</w:t>
-      </w:r>
-      <w:r>
-        <w:br/>
-        <w:t>Kano Co Limited c/o Kelmar Logistika</w:t>
-      </w:r>
-      <w:r>
-        <w:br/>
-        <w:t>Street: Goriška cesta 5 i</w:t>
-      </w:r>
-      <w:r>
-        <w:br/>
-        <w:t>Vipava, 5271 Slovenia</w:t>
+        <w:br/>
+        <w:t>BJJ Store</w:t>
+        <w:br/>
+        <w:t>Via Cavalcanti 4</w:t>
+        <w:br/>
+        <w:t>30038 Spinea (VE)</w:t>
+        <w:br/>
+        <w:t>Italia</w:t>
       </w:r>
     </w:p>
     <w:p>
@@ -2994,18 +2996,14 @@
     <w:p>
       <w:r>
         <w:t>2. Indirizzo di spedizione:</w:t>
-      </w:r>
-      <w:r>
-        <w:br/>
-        <w:t>Kano Co Limited c/o Kelmar Logistika</w:t>
-      </w:r>
-      <w:r>
-        <w:br/>
-        <w:t>Street: Goriška cesta 5 i</w:t>
-      </w:r>
-      <w:r>
-        <w:br/>
-        <w:t>Vipava, 5271 Slovenia</w:t>
+        <w:br/>
+        <w:t>BJJ Store</w:t>
+        <w:br/>
+        <w:t>Via Cavalcanti 4</w:t>
+        <w:br/>
+        <w:t>30038 Spinea (VE)</w:t>
+        <w:br/>
+        <w:t>Italia</w:t>
       </w:r>
     </w:p>
     <w:p>
@@ -4370,20 +4368,15 @@
     </w:p>
     <w:p>
       <w:r>
-        <w:lastRenderedPageBreak/>
         <w:t>Indirizzo di spedizione:</w:t>
-      </w:r>
-      <w:r>
-        <w:br/>
-        <w:t>ST2000 S.R.L. c/o Logitre </w:t>
-      </w:r>
-      <w:r>
-        <w:br/>
-        <w:t>Via Padova 2</w:t>
-      </w:r>
-      <w:r>
-        <w:br/>
-        <w:t>Trebaseleghe, 35010 (PD) – Italia</w:t>
+        <w:br/>
+        <w:t>BJJ Store</w:t>
+        <w:br/>
+        <w:t>Via Cavalcanti 4</w:t>
+        <w:br/>
+        <w:t>30038 Spinea (VE)</w:t>
+        <w:br/>
+        <w:t>Italia</w:t>
       </w:r>
     </w:p>
     <w:p>
@@ -4491,21 +4484,14 @@
     <w:p>
       <w:r>
         <w:t>2. Indirizzo di spedizione:</w:t>
-      </w:r>
-      <w:r>
-        <w:br/>
-        <w:t>ST2000 S.R.L. c/o Logitre</w:t>
-      </w:r>
-      <w:r>
-        <w:br/>
-      </w:r>
-      <w:r>
-        <w:lastRenderedPageBreak/>
-        <w:t>Via Padova 2</w:t>
-      </w:r>
-      <w:r>
-        <w:br/>
-        <w:t>Trebaseleghe, 35010 (PD) – Italia</w:t>
+        <w:br/>
+        <w:t>BJJ Store</w:t>
+        <w:br/>
+        <w:t>Via Cavalcanti 4</w:t>
+        <w:br/>
+        <w:t>30038 Spinea (VE)</w:t>
+        <w:br/>
+        <w:t>Italia</w:t>
       </w:r>
     </w:p>
     <w:p>
@@ -6059,31 +6045,27 @@
     </w:p>
     <w:p>
       <w:r>
-        <w:t>La logistica è gestita esclusivamente da Riccardo.</w:t>
-      </w:r>
-      <w:r>
-        <w:br/>
-        <w:t>Tutto ciò che riguarda le spedizioni deve essere richiesto o comunicato direttamente a lui.</w:t>
-      </w:r>
-    </w:p>
-    <w:p>
-      <w:r>
-        <w:t>In alcuni casi può essere necessario richiedere una fattura a Kaltrina, che andrà poi trasmessa a Riccardo per la gestione della spedizione.</w:t>
-      </w:r>
-    </w:p>
-    <w:p>
-      <w:r>
-        <w:t>Le spedizioni possono anche essere tracciate tramite la piattaforma web “Deagor” (verranno forniti i dati di accesso).</w:t>
-      </w:r>
-      <w:r>
-        <w:br/>
-        <w:t>Pertanto, come primo passaggio, è consigliabile verificare la spedizione su Deagor; successivamente, se necessario, si può contattare Riccardo per ulteriori informazioni o interventi.</w:t>
-      </w:r>
-    </w:p>
-    <w:p>
-      <w:r>
-        <w:t>La chat dedicata alla logistica è “Kano Kimonos – Logitre”.</w:t>
-      </w:r>
+        <w:t>TRACKING ORDINI E SPEDIZIONI (procedura attuale - Fully)</w:t>
+        <w:br/>
+        <w:t>La logistica è gestita da Fully (Slovenia). Kelmar non esiste più.</w:t>
+        <w:br/>
+        <w:t>Per sapere a che punto è un ordine custom: su kanokimonos.app, sezione Admin Doc, si vedono tutti i prodotti ordinati e il loro status. Pallino grigio = in prelavorazione o lavorazione (se i progetti sono stati inviati al produttore è in lavorazione). Poi si vede quando la merce parte dalla fabbrica, arriva a Fully, e quando Fully l'ha contata e verificata.</w:t>
+        <w:br/>
+        <w:t>Quando l'ordine soddisfa tutti i requisiti (quantità, pagamento, indirizzo), parte automaticamente verso Fully per la spedizione.</w:t>
+        <w:br/>
+        <w:t>Per seguire la spedizione: portale Fully https://www.fullyview.si/ (accesso con credenziali per chi le ha), voce ordini, cercare il nome del cliente: compare il numero d'ordine e da lì il tracking number. Al pickup del corriere, il cliente riceve automaticamente via email il tracking number. Internamente il tracking si consulta dal portale Fully.</w:t>
+        <w:br/>
+        <w:t>PROBLEMI DI SPEDIZIONE (pacco fermo, ritardo, merce danneggiata): si scrive a Fully tramite Slack, includendo tutti i riferimenti della spedizione (numero ordine, cliente, tracking). Slack è il canale che Fully usa per le comunicazioni.</w:t>
+      </w:r>
+    </w:p>
+    <w:p>
+      <w:r/>
+    </w:p>
+    <w:p>
+      <w:r/>
+    </w:p>
+    <w:p>
+      <w:r/>
     </w:p>
     <w:p>
       <w:r>
@@ -6194,18 +6176,14 @@
     <w:p>
       <w:r>
         <w:t>Indirizzo di spedizione:</w:t>
-      </w:r>
-      <w:r>
-        <w:br/>
-        <w:t>ST2000 S.R.L. c/o Logitre </w:t>
-      </w:r>
-      <w:r>
-        <w:br/>
-        <w:t>Via Padova 2</w:t>
-      </w:r>
-      <w:r>
-        <w:br/>
-        <w:t>Trebaseleghe, 35010 (PD) – Italia</w:t>
+        <w:br/>
+        <w:t>BJJ Store</w:t>
+        <w:br/>
+        <w:t>Via Cavalcanti 4</w:t>
+        <w:br/>
+        <w:t>30038 Spinea (VE)</w:t>
+        <w:br/>
+        <w:t>Italia</w:t>
       </w:r>
     </w:p>
     <w:p>
@@ -6314,18 +6292,14 @@
     <w:p>
       <w:r>
         <w:t>2. Indirizzo di spedizione:</w:t>
-      </w:r>
-      <w:r>
-        <w:br/>
-        <w:t>ST2000 S.R.L. c/o Logitre</w:t>
-      </w:r>
-      <w:r>
-        <w:br/>
-        <w:t>Via Padova 2</w:t>
-      </w:r>
-      <w:r>
-        <w:br/>
-        <w:t>Trebaseleghe, 35010 (PD) – Italia</w:t>
+        <w:br/>
+        <w:t>BJJ Store</w:t>
+        <w:br/>
+        <w:t>Via Cavalcanti 4</w:t>
+        <w:br/>
+        <w:t>30038 Spinea (VE)</w:t>
+        <w:br/>
+        <w:t>Italia</w:t>
       </w:r>
     </w:p>
     <w:p>
@@ -7869,87 +7843,38 @@
       </w:r>
     </w:p>
     <w:p>
-      <w:r>
-        <w:t xml:space="preserve">La </w:t>
-      </w:r>
       <w:proofErr w:type="spellStart"/>
-      <w:r>
-        <w:t>logistica</w:t>
-      </w:r>
       <w:proofErr w:type="spellEnd"/>
-      <w:r>
-        <w:t xml:space="preserve"> è </w:t>
-      </w:r>
       <w:proofErr w:type="spellStart"/>
-      <w:r>
-        <w:t>gestita</w:t>
-      </w:r>
       <w:proofErr w:type="spellEnd"/>
-      <w:r>
-        <w:t xml:space="preserve"> </w:t>
-      </w:r>
       <w:proofErr w:type="spellStart"/>
-      <w:r>
-        <w:t>esclusivamente</w:t>
-      </w:r>
       <w:proofErr w:type="spellEnd"/>
       <w:r>
-        <w:t xml:space="preserve"> da </w:t>
-      </w:r>
-      <w:r>
-        <w:t>Evelin</w:t>
-      </w:r>
-      <w:r>
-        <w:t>.</w:t>
-      </w:r>
-      <w:r>
-        <w:br/>
-        <w:t>Tutto ciò che riguarda le spedizioni deve essere richiesto o comunicato direttamente a lui.</w:t>
-      </w:r>
-    </w:p>
-    <w:p>
-      <w:r>
-        <w:t>In alcuni casi può essere necessario richiedere una fattura a Kaltrina, che andrà poi trasmessa a Riccardo per la gestione della spedizione.</w:t>
-      </w:r>
-    </w:p>
-    <w:p>
-      <w:r>
-        <w:t>Le spedizioni possono anche essere tracciate tramite la piattaforma web “Deagor” (verranno forniti i dati di accesso).</w:t>
-      </w:r>
-      <w:r>
-        <w:br/>
-        <w:t>Pertanto, come primo passaggio, è consigliabile verificare la spedizione su Deagor; successivamente, se necessario, si può contattare Riccardo per ulteriori informazioni o interventi.</w:t>
-      </w:r>
-    </w:p>
-    <w:p>
-      <w:r>
-        <w:t xml:space="preserve">La chat </w:t>
-      </w:r>
+        <w:t>TRACKING ORDINI E SPEDIZIONI (procedura attuale - Fully)</w:t>
+        <w:br/>
+        <w:t>La logistica è gestita da Fully (Slovenia). Kelmar non esiste più.</w:t>
+        <w:br/>
+        <w:t>Per sapere a che punto è un ordine custom: su kanokimonos.app, sezione Admin Doc, si vedono tutti i prodotti ordinati e il loro status. Pallino grigio = in prelavorazione o lavorazione (se i progetti sono stati inviati al produttore è in lavorazione). Poi si vede quando la merce parte dalla fabbrica, arriva a Fully, e quando Fully l'ha contata e verificata.</w:t>
+        <w:br/>
+        <w:t>Quando l'ordine soddisfa tutti i requisiti (quantità, pagamento, indirizzo), parte automaticamente verso Fully per la spedizione.</w:t>
+        <w:br/>
+        <w:t>Per seguire la spedizione: portale Fully https://www.fullyview.si/ (accesso con credenziali per chi le ha), voce ordini, cercare il nome del cliente: compare il numero d'ordine e da lì il tracking number. Al pickup del corriere, il cliente riceve automaticamente via email il tracking number. Internamente il tracking si consulta dal portale Fully.</w:t>
+        <w:br/>
+        <w:t>PROBLEMI DI SPEDIZIONE (pacco fermo, ritardo, merce danneggiata): si scrive a Fully tramite Slack, includendo tutti i riferimenti della spedizione (numero ordine, cliente, tracking). Slack è il canale che Fully usa per le comunicazioni.</w:t>
+      </w:r>
+    </w:p>
+    <w:p>
+      <w:r/>
+    </w:p>
+    <w:p>
+      <w:r/>
+    </w:p>
+    <w:p>
       <w:proofErr w:type="spellStart"/>
-      <w:r>
-        <w:t>dedicata</w:t>
-      </w:r>
       <w:proofErr w:type="spellEnd"/>
-      <w:r>
-        <w:t xml:space="preserve"> </w:t>
-      </w:r>
       <w:proofErr w:type="spellStart"/>
-      <w:r>
-        <w:t>alla</w:t>
-      </w:r>
       <w:proofErr w:type="spellEnd"/>
-      <w:r>
-        <w:t xml:space="preserve"> Kelmar</w:t>
-      </w:r>
-      <w:r>
-        <w:t xml:space="preserve"> è “</w:t>
-      </w:r>
-      <w:r>
-        <w:t>Logistic kano</w:t>
-      </w:r>
-      <w:r>
-        <w:t>”.</w:t>
-      </w:r>
+      <w:r/>
     </w:p>
     <w:p>
       <w:r>
@@ -7984,6 +7909,34 @@
       <w:r>
         <w:br/>
         <w:t>Tuttavia, potrebbe presentarsi la necessità di contattarli o trasmettere</w:t>
+      </w:r>
+    </w:p>
+    <w:p/>
+    <w:p>
+      <w:r>
+        <w:t>PRODUCER DASHBOARD - AGGIORNAMENTO STATO PRODUZIONE E SPEDIZIONI</w:t>
+        <w:br/>
+        <w:t>Update Production Status: il produttore vede gli ordini da lavorare raggruppati per batch, seleziona quelli completati (singoli, per batch o tutti) e preme "Set Completed". Errore? Vista "Completed", selezionare l'ordine, "Set In Progress" per riportarlo indietro. REGOLA CHIAVE: un ordine diventa spedibile SOLO dopo essere stato segnato Completed.</w:t>
+        <w:br/>
+        <w:t>New Shipment: il produttore vede gli ordini completati non ancora spediti, raggruppati per batch. Seleziona quelli che partono fisicamente (si possono mischiare ordini di batch diversi nella stessa spedizione), inserisce corriere, tracking e data, conferma. Una spedizione confermata è definitiva: rappresenta esattamente il contenuto del pacco. Ciò che non viene spedito resta disponibile per una spedizione successiva. Non includere mai ordini non pronti (problemi qualità, pezzi mancanti): si spediscono dopo.</w:t>
+        <w:br/>
+        <w:t>La logistica lavora SOLO da ciò che viene inserito qui: l'accuratezza influenza tutta la catena, fatturazione inclusa.</w:t>
+      </w:r>
+    </w:p>
+    <w:p/>
+    <w:p>
+      <w:r>
+        <w:t>PREPARAZIONE TEMPLATE GRAFICI (regole per i designer)</w:t>
+        <w:br/>
+        <w:t>Base sempre kimono A2 (taglia più comune); scrivere sempre sul template che il riferimento è un A2. Le misure del cliente si applicano su questa base; la fabbrica adatta le altre taglie.</w:t>
+        <w:br/>
+        <w:t>Si lavora SOLO con misure esatte, mai approssimative: niente cerchi, niente "più o meno qui". Ogni logo in posizione precisa in cm. Se il cliente non sa una misura, se ne propone una che deve accettare. Nessuna possibilità di interpretazione.</w:t>
+        <w:br/>
+        <w:t>Il kimono nel file deve essere IN SCALA prima di posizionare i loghi: se il disegno non è in scala, le dimensioni dei loghi risultano sbagliate. Mai posizionare loghi su file non in scala "solo per mostrare al cliente". Contano soprattutto larghezza petto e schiena corrette. Loghi maniche uguali tra loro.</w:t>
+        <w:br/>
+        <w:t>File finale per il cliente: due viste, una con le misure (in rosso) e una pulita, sempre con nota che la base è un A2.</w:t>
+        <w:br/>
+        <w:t>I designer NON discutono mai prezzi o dettagli commerciali col cliente: qualsiasi tema di costo va girato a Mauro.</w:t>
       </w:r>
     </w:p>
     <w:sectPr>

--- a/manuale_operativo.docx
+++ b/manuale_operativo.docx
@@ -7937,6 +7937,40 @@
         <w:t>File finale per il cliente: due viste, una con le misure (in rosso) e una pulita, sempre con nota che la base è un A2.</w:t>
         <w:br/>
         <w:t>I designer NON discutono mai prezzi o dettagli commerciali col cliente: qualsiasi tema di costo va girato a Mauro.</w:t>
+      </w:r>
+    </w:p>
+    <w:p/>
+    <w:p>
+      <w:r>
+        <w:t>ORDINI CUSTOM - REGOLE COMMERCIALI</w:t>
+        <w:br/>
+        <w:br/>
+        <w:t>MINIMO D'ORDINE: 10 pezzi dello stesso modello.</w:t>
+        <w:br/>
+        <w:t>- Rashguard: 10 pezzi stesso modello, taglie diverse E colori diversi ammessi nello stesso minimo.</w:t>
+        <w:br/>
+        <w:t>- Kimono: 10 pezzi stesso modello, taglie diverse ammesse, MA i colori NON si mischiano: ogni colore fa minimo a sé (es. 10 neri taglie miste + 10 blu taglie miste + 10 bianchi taglie miste).</w:t>
+        <w:br/>
+        <w:br/>
+        <w:t>PREZZI E PATCH: i prezzi di tutti gli articoli (patch incluse) sono nel listino personale del cliente, nell'area privata su kanokimonos.app. Il bot non comunica prezzi: rimanda il cliente al suo listino nell'area privata. Eccezione: i clienti super-VIP non vedono i prezzi sul sito perché sono già stati comunicati e concordati direttamente.</w:t>
+        <w:br/>
+        <w:br/>
+        <w:t>MODIFICHE A ORDINI GIÀ FATTI:</w:t>
+        <w:br/>
+        <w:t>- Su kanokimonos.app (custom): il cliente può aggiungere prodotti direttamente dal sito.</w:t>
+        <w:br/>
+        <w:t>- Su kanokimonos.com, cliente B2B: si cancella l'ordine vecchio e se ne fa uno nuovo. Il cliente deve rifare l'ordine.</w:t>
+        <w:br/>
+        <w:t>- Su kanokimonos.com, cliente retail: le modifiche le facciamo noi internamente e la differenza si paga tramite link di pagamento con carta di credito.</w:t>
+        <w:br/>
+        <w:br/>
+        <w:t>CONSIGLI TAGLIE: si possono suggerire taglie in base ad altezza e peso, restando SEMPRE fedeli alla tabella taglie ufficiale. Mai inventare misure fuori tabella.</w:t>
+        <w:br/>
+        <w:br/>
+        <w:t>FOTO PRODOTTI PRE-CONSEGNA: i prodotti vengono fotografati solo in fabbrica durante la creazione del sample, prima della produzione. Le foto si girano ai clienti solo occasionalmente in base alle esigenze: NON è una prassi di routine e non va promessa.</w:t>
+        <w:br/>
+        <w:br/>
+        <w:t>TEMPI DI CONSEGNA ORDINI CUSTOM: 45-60 giorni lavorativi dal pagamento dell'acconto. Il bot dà sempre prima questa informazione standard; per dettagli oltre questa, rimanda a Mauro.</w:t>
       </w:r>
     </w:p>
     <w:sectPr>

--- a/manuale_operativo.docx
+++ b/manuale_operativo.docx
@@ -7970,7 +7970,13 @@
         <w:t>FOTO PRODOTTI PRE-CONSEGNA: i prodotti vengono fotografati solo in fabbrica durante la creazione del sample, prima della produzione. Le foto si girano ai clienti solo occasionalmente in base alle esigenze: NON è una prassi di routine e non va promessa.</w:t>
         <w:br/>
         <w:br/>
-        <w:t>TEMPI DI CONSEGNA ORDINI CUSTOM: 45-60 giorni lavorativi dal pagamento dell'acconto. Il bot dà sempre prima questa informazione standard; per dettagli oltre questa, rimanda a Mauro.</w:t>
+        <w:t>TEMPI DI CONSEGNA: dipendono dal tipo di prodotto.</w:t>
+        <w:br/>
+        <w:t>- Prodotti custom (kanokimonos.app): 45-60 giorni lavorativi dal pagamento dell'acconto. Alla domanda sui tempi di un custom si dà SEMPRE prima questa informazione; per dettagli oltre questa, rimanda a Mauro.</w:t>
+        <w:br/>
+        <w:t>- Prodotti da catalogo (kanokimonos.com): spedizione 2-3 giorni in Italia, 5-6 giorni in Europa.</w:t>
+        <w:br/>
+        <w:t>Se non è chiaro di quale tipo si tratta, chiedi se è un ordine custom o da catalogo.</w:t>
       </w:r>
     </w:p>
     <w:sectPr>

--- a/manuale_operativo.docx
+++ b/manuale_operativo.docx
@@ -7977,6 +7977,11 @@
         <w:t>- Prodotti da catalogo (kanokimonos.com): spedizione 2-3 giorni in Italia, 5-6 giorni in Europa.</w:t>
         <w:br/>
         <w:t>Se non è chiaro di quale tipo si tratta, chiedi se è un ordine custom o da catalogo.</w:t>
+      </w:r>
+    </w:p>
+    <w:p>
+      <w:r>
+        <w:t>SPEDIZIONI EXTRA-UE (Brasile, Svizzera, UK, ecc.): spediamo in tutto il mondo. I dazi doganali e le tasse di importazione sono SEMPRE a carico del cliente, secondo il regime fiscale del paese di destinazione. Questa regola va comunicata chiaramente al cliente prima dell'ordine.</w:t>
       </w:r>
     </w:p>
     <w:sectPr>

--- a/manuale_operativo.docx
+++ b/manuale_operativo.docx
@@ -1172,7 +1172,7 @@
     </w:p>
     <w:p>
       <w:r>
-        <w:t>You purchase a batch of at least 20 custom patches (production takes 45-60 days).</w:t>
+        <w:t>You purchase a batch of at least 10 custom patches (production takes 45-60 days).</w:t>
       </w:r>
     </w:p>
     <w:p>
@@ -1614,8 +1614,7 @@
     </w:p>
     <w:p>
       <w:r>
-        <w:lastRenderedPageBreak/>
-        <w:t>You order at least 20 custom patches (production takes 45–60 days)</w:t>
+        <w:t>You order at least 10 custom patches (production takes 45–60 days)</w:t>
       </w:r>
     </w:p>
     <w:p>
@@ -2516,7 +2515,7 @@
     </w:p>
     <w:p>
       <w:r>
-        <w:t>You purchase a batch of at least 20 custom patches (production takes 45-60 days).</w:t>
+        <w:t>You purchase a batch of at least 10 custom patches (production takes 45-60 days).</w:t>
       </w:r>
     </w:p>
     <w:p>
@@ -3194,7 +3193,7 @@
     </w:p>
     <w:p>
       <w:r>
-        <w:t>Acquisti un lotto di almeno 20 patch personalizzate (produzione 45-60 giorni).</w:t>
+        <w:t>Acquisti un lotto di almeno 10 patch personalizzate (produzione 45-60 giorni).</w:t>
       </w:r>
     </w:p>
     <w:p>
@@ -3358,7 +3357,7 @@
     </w:p>
     <w:p>
       <w:r>
-        <w:t>Acquisti un lotto di almeno 20 patch personalizzate (la produzione richiede 45-60 giorni)</w:t>
+        <w:t>Acquisti un lotto di almeno 10 patch personalizzate (la produzione richiede 45-60 giorni)</w:t>
       </w:r>
     </w:p>
     <w:p>
@@ -4067,7 +4066,7 @@
     </w:p>
     <w:p>
       <w:r>
-        <w:t>Acquisti almeno 20 patch personalizzate (produzione: 45–60 giorni)</w:t>
+        <w:t>Acquisti almeno 10 patch personalizzate (produzione: 45–60 giorni)</w:t>
       </w:r>
     </w:p>
     <w:p>
@@ -5270,7 +5269,7 @@
     </w:p>
     <w:p>
       <w:r>
-        <w:t>Acquisti almeno 20 patch personalizzate (produzione: 45–60 giorni)</w:t>
+        <w:t>Acquisti almeno 10 patch personalizzate (produzione: 45–60 giorni)</w:t>
       </w:r>
     </w:p>
     <w:p>
@@ -5892,8 +5891,7 @@
     </w:p>
     <w:p>
       <w:r>
-        <w:lastRenderedPageBreak/>
-        <w:t>Acquisti un lotto di almeno 20 patch personalizzate (produzione 45-60 giorni).</w:t>
+        <w:t>Acquisti un lotto di almeno 10 patch personalizzate (produzione 45-60 giorni).</w:t>
       </w:r>
     </w:p>
     <w:p>
@@ -7068,7 +7066,7 @@
     </w:p>
     <w:p>
       <w:r>
-        <w:t>Acquisti almeno 20 patch personalizzate (produzione: 45–60 giorni)</w:t>
+        <w:t>Acquisti almeno 10 patch personalizzate (produzione: 45–60 giorni)</w:t>
       </w:r>
     </w:p>
     <w:p>
@@ -7692,7 +7690,7 @@
     </w:p>
     <w:p>
       <w:r>
-        <w:t>Acquisti un lotto di almeno 20 patch personalizzate (produzione 45-60 giorni).</w:t>
+        <w:t>Acquisti un lotto di almeno 10 patch personalizzate (produzione 45-60 giorni).</w:t>
       </w:r>
     </w:p>
     <w:p>
@@ -7945,11 +7943,15 @@
         <w:t>ORDINI CUSTOM - REGOLE COMMERCIALI</w:t>
         <w:br/>
         <w:br/>
-        <w:t>MINIMO D'ORDINE: 10 pezzi dello stesso modello.</w:t>
+        <w:t>MINIMO D'ORDINE: 10 pezzi dello stesso modello per TUTTI i prodotti (kimono, rashguard, shorts, t-shirt, felpe, patch da catalogo incluse). UNICA ECCEZIONE: le CINTURE, minimo 100 pezzi totali (colori e taglie mischiabili liberamente nel totale).</w:t>
         <w:br/>
         <w:t>- Rashguard: 10 pezzi stesso modello, taglie diverse E colori diversi ammessi nello stesso minimo.</w:t>
         <w:br/>
         <w:t>- Kimono: 10 pezzi stesso modello, taglie diverse ammesse, MA i colori NON si mischiano: ogni colore fa minimo a sé (es. 10 neri taglie miste + 10 blu taglie miste + 10 bianchi taglie miste).</w:t>
+        <w:br/>
+        <w:t>- Patch da catalogo: minimo 10 pezzi come gli altri prodotti (NON 20).</w:t>
+        <w:br/>
+        <w:t>- Attenzione ai piccoli quantitativi: il prezzo unitario cambia con la quantità, 10 pezzi è molto meno conveniente di 20. Prezzi esatti nel listino personale del cliente su kanokimonos.app.</w:t>
         <w:br/>
         <w:br/>
         <w:t>PREZZI E PATCH: i prezzi di tutti gli articoli (patch incluse) sono nel listino personale del cliente, nell'area privata su kanokimonos.app. Il bot non comunica prezzi: rimanda il cliente al suo listino nell'area privata. Eccezione: i clienti super-VIP non vedono i prezzi sul sito perché sono già stati comunicati e concordati direttamente.</w:t>

--- a/manuale_operativo.docx
+++ b/manuale_operativo.docx
@@ -7984,6 +7984,90 @@
     <w:p>
       <w:r>
         <w:t>SPEDIZIONI EXTRA-UE (Brasile, Svizzera, UK, ecc.): spediamo in tutto il mondo. I dazi doganali e le tasse di importazione sono SEMPRE a carico del cliente, secondo il regime fiscale del paese di destinazione. Questa regola va comunicata chiaramente al cliente prima dell'ordine.</w:t>
+      </w:r>
+    </w:p>
+    <w:p>
+      <w:r>
+        <w:t>GUIDA TAGLIE UFFICIALE (Kano Kimonos Unified Size Guide)</w:t>
+        <w:br/>
+        <w:t>Regola: suggerisci sempre la taglia leggendola da questa guida, mai a occhio. In caso di dubbio tra due taglie, scegli in base al fit preferito (aderente = taglia minore, comodo = taglia maggiore).</w:t>
+        <w:br/>
+        <w:br/>
+        <w:t>KIDS - KIMONO (Gi bambino): sigla = altezza / eta</w:t>
+        <w:br/>
+        <w:t>- M000 = 90 cm / 2-3 anni</w:t>
+        <w:br/>
+        <w:t>- M00 = 100 cm / 3-4 anni</w:t>
+        <w:br/>
+        <w:t>- M0 = 110 cm / 4-5 anni</w:t>
+        <w:br/>
+        <w:t>- M1 = 120 cm / 5-6 anni</w:t>
+        <w:br/>
+        <w:t>- M2 = 130 cm / 7-8 anni</w:t>
+        <w:br/>
+        <w:t>- M3 = 140 cm / 9-10 anni</w:t>
+        <w:br/>
+        <w:t>- M4 = 150 cm / 10-11 anni</w:t>
+        <w:br/>
+        <w:t>- M5 = 160 cm / 11-12 anni</w:t>
+        <w:br/>
+        <w:br/>
+        <w:t>KIDS - RASHGUARD: taglia = eta / lunghezza A (cm) / torace B (cm)</w:t>
+        <w:br/>
+        <w:t>- S = 5-6 anni / A 47 / B 30</w:t>
+        <w:br/>
+        <w:t>- M = 7-8 anni / A 51 / B 32</w:t>
+        <w:br/>
+        <w:t>- L = 9-10 anni / A 55 / B 35</w:t>
+        <w:br/>
+        <w:t>- XL = 11-12 anni / A 59 / B 39</w:t>
+        <w:br/>
+        <w:br/>
+        <w:t>KIDS - SHORTS: taglia = eta / vita A (cm) / gamba B (cm)</w:t>
+        <w:br/>
+        <w:t>- S = 5-6 anni / vita 30 / gamba 29</w:t>
+        <w:br/>
+        <w:t>- M = 7-8 anni / vita 32 / gamba 32</w:t>
+        <w:br/>
+        <w:t>- L = 9-10 anni / vita 36 / gamba 35</w:t>
+        <w:br/>
+        <w:t>- XL = 11-12 anni / vita 40 / gamba 38</w:t>
+        <w:br/>
+        <w:br/>
+        <w:t>GI ADULTO (Gi BJJ): scegli in base ad altezza (cm) e peso (kg). Varianti: L = long (piu lungo), S = short (piu corto).</w:t>
+        <w:br/>
+        <w:t>- Altezza 150-160 cm: A0 fino a 55 kg | A1 60-70 kg | A2 75-90 kg | A3S 100-120 kg | A4 130 kg</w:t>
+        <w:br/>
+        <w:t>- Altezza 165 cm: A1 fino a 70 kg | A2 75-90 kg | A3S 100-120 kg | A4 130 kg</w:t>
+        <w:br/>
+        <w:t>- Altezza 170-175 cm: A1L fino a 70 kg | A2 75-90 kg | A3S 100-120 kg | A4 130 kg</w:t>
+        <w:br/>
+        <w:t>- Altezza 180 cm: A2 fino a 70 kg | A2L 75-90 kg | A3S 100-120 kg | A4 130 kg</w:t>
+        <w:br/>
+        <w:t>- Altezza 185 cm: A2L fino a 90 kg | A3 100-120 kg | A4 130 kg</w:t>
+        <w:br/>
+        <w:t>- Altezza 190 cm: A3 fino a 110 kg | A4 120-130 kg</w:t>
+        <w:br/>
+        <w:t>- Altezza 195 cm: A4 fino a 120 kg | A5 130 kg</w:t>
+        <w:br/>
+        <w:t>- Altezza 200 cm: A5 per tutti i pesi</w:t>
+        <w:br/>
+        <w:br/>
+        <w:t>SHORTS e RASHGUARD ADULTO: taglie XS-XXL in base al peso, con la statura che sposta di una taglia (piu alto = una taglia in piu).</w:t>
+        <w:br/>
+        <w:t>- Sotto 65 kg: XS-S (XS statura bassa/media, S statura alta circa 170 cm o piu)</w:t>
+        <w:br/>
+        <w:t>- 65-75 kg: S-M</w:t>
+        <w:br/>
+        <w:t>- 75-80 kg: M-L</w:t>
+        <w:br/>
+        <w:t>- 80-90 kg: L-XL</w:t>
+        <w:br/>
+        <w:t>- 100 kg e oltre: XL-XXL</w:t>
+        <w:br/>
+        <w:t>Esempio: donna 174 cm / 60 kg -&gt; rashguard S (sotto 65 kg + statura alta) e GI A1L (altezza 170-175 cm, fino a 70 kg).</w:t>
+        <w:br/>
+        <w:t>Esempio: uomo 180 cm / 85 kg -&gt; GI A2L (altezza 180 cm, peso 75-90 kg).</w:t>
       </w:r>
     </w:p>
     <w:sectPr>

--- a/manuale_operativo.docx
+++ b/manuale_operativo.docx
@@ -8068,6 +8068,11 @@
         <w:t>Esempio: donna 174 cm / 60 kg -&gt; rashguard S (sotto 65 kg + statura alta) e GI A1L (altezza 170-175 cm, fino a 70 kg).</w:t>
         <w:br/>
         <w:t>Esempio: uomo 180 cm / 85 kg -&gt; GI A2L (altezza 180 cm, peso 75-90 kg).</w:t>
+      </w:r>
+    </w:p>
+    <w:p>
+      <w:r>
+        <w:t>VARIANTI KIMONO L (Long) e S (Short): la variante L (es. A2L rispetto ad A2) ha le STESSE spalle e larghezza della taglia base; cambiano solo: maniche leggermente piu lunghe, bottom della giacca leggermente piu lungo, pantaloni leggermente piu lunghi. E indicata per chi ha braccia o gambe piu lunghe della media a parita di corporatura. La variante S (es. A3S) e il contrario: stessa larghezza, lunghezze ridotte, per corporature robuste ma non alte.</w:t>
       </w:r>
     </w:p>
     <w:sectPr>

--- a/manuale_operativo.docx
+++ b/manuale_operativo.docx
@@ -5811,6 +5811,11 @@
     </w:p>
     <w:p>
       <w:r>
+        <w:t>Nota operativa (non fa parte del testo della mail): questa forma della causale vale per gli ordini da catalogo di kanokimonos.com. Per i prodotti custom (kanokimonos.app) la causale segue la regola del blocco PAGAMENTI, FATTURE E CAUSALI DEL BONIFICO.</w:t>
+      </w:r>
+    </w:p>
+    <w:p>
+      <w:r>
         <w:t>- Carta di credito (+3% costi gestione):</w:t>
       </w:r>
     </w:p>
@@ -7605,6 +7610,11 @@
     <w:p>
       <w:r>
         <w:t xml:space="preserve">  Causale: numero ordine</w:t>
+      </w:r>
+    </w:p>
+    <w:p>
+      <w:r>
+        <w:t>Nota operativa (non fa parte del testo della mail): questa forma della causale vale per gli ordini da catalogo di kanokimonos.com. Per i prodotti custom (kanokimonos.app) la causale segue la regola del blocco PAGAMENTI, FATTURE E CAUSALI DEL BONIFICO.</w:t>
       </w:r>
     </w:p>
     <w:p>
@@ -8073,6 +8083,63 @@
     <w:p>
       <w:r>
         <w:t>VARIANTI KIMONO L (Long) e S (Short): la variante L (es. A2L rispetto ad A2) ha le STESSE spalle e larghezza della taglia base; cambiano solo: maniche leggermente piu lunghe, bottom della giacca leggermente piu lungo, pantaloni leggermente piu lunghi. E indicata per chi ha braccia o gambe piu lunghe della media a parita di corporatura. La variante S (es. A3S) e il contrario: stessa larghezza, lunghezze ridotte, per corporature robuste ma non alte.</w:t>
+      </w:r>
+    </w:p>
+    <w:p/>
+    <w:p>
+      <w:pPr/>
+      <w:r>
+        <w:t>PAGAMENTI, FATTURE E CAUSALI DEL BONIFICO</w:t>
+        <w:br/>
+        <w:br/>
+        <w:t>CAUSALE DEL BONIFICO: cambia in base a cosa sta pagando il cliente.</w:t>
+        <w:br/>
+        <w:t>- Ordine da kanokimonos.com (prodotti da catalogo): la causale e' il NUMERO DELL'ORDINE.</w:t>
+        <w:br/>
+        <w:t>- Acconto su prodotti custom quando esiste solo il preventivo: la causale e' la parola "advance" seguita dal NUMERO DEL PREVENTIVO.</w:t>
+        <w:br/>
+        <w:t>- Quando esiste gia' una fattura, sia di acconto sia di saldo: la causale e' il NUMERO DELLA FATTURA.</w:t>
+        <w:br/>
+        <w:t>Regola generale: se una fattura e' stata emessa la causale porta il numero della fattura; se il cliente sta anticipando su un preventivo porta "advance" e il numero del preventivo.</w:t>
+        <w:br/>
+        <w:br/>
+        <w:t>COME DETTARLA AL CLIENTE</w:t>
+        <w:br/>
+        <w:t>Quando spieghi a un cliente come compilare il bonifico, indica sempre la stessa forma: la parola advance, uno spazio, il numero del preventivo. Esempio: advance 0123. Non proporre varianti al cliente.</w:t>
+        <w:br/>
+        <w:br/>
+        <w:t>COME LEGGERLA QUANDO ARRIVA (informazione interna: solo staff)</w:t>
+        <w:br/>
+        <w:t>In entrata si accetta qualunque forma: ADVANCE, Advance, advance, attaccata al numero o separata, con o senza altri testi intorno. I bonifici arrivano scritti come li scrive il cliente e la causale non e' un campo controllato: non considerare mai un pagamento non valido perche' la causale e' scritta in un altro modo. Se la causale non permette di capire a quale ordine o preventivo si riferisce, non tirare a indovinare: segnala che va abbinata a mano.</w:t>
+        <w:br/>
+        <w:br/>
+        <w:t>FATTURE E NUMERAZIONE</w:t>
+        <w:br/>
+        <w:t>(informazione interna: rispondi solo allo staff)</w:t>
+        <w:br/>
+        <w:t>- kanokimonos.com: la fattura viene emessa SOLO a chi ha inserito la partita IVA. Chi non l'ha inserita riceve una normale ricevuta di vendita, non una fattura.</w:t>
+        <w:br/>
+        <w:t>- kanokimonos.app (prodotti custom): viene SEMPRE emessa fattura, sia al cliente con partita IVA sia al privato, perche' sul .app vogliamo mantenere traccia di tutte le transazioni.</w:t>
+        <w:br/>
+        <w:t>- I numeri di fattura sono sempre e solo consecutivi e li assegna il nostro sistema di numerazione.</w:t>
+        <w:br/>
+        <w:br/>
+        <w:t>ORDINE DEI DOCUMENTI: PRIMA IL PREVENTIVO</w:t>
+        <w:br/>
+        <w:t>Al cliente si manda sempre prima il preventivo. Se il cliente approva il preventivo puo' gia' fare il bonifico di acconto, indicando in causale "advance" e il numero del preventivo. Se il cliente desidera avere subito la fattura, per qualunque motivo, gli viene emessa una fattura di acconto: da quel momento nel bonifico indica il numero della fattura e non piu' il numero del preventivo.</w:t>
+        <w:br/>
+        <w:br/>
+        <w:t>APPROVAZIONE DEL PAGAMENTO (bonifico arrivato)</w:t>
+        <w:br/>
+        <w:t>(informazione interna: rispondi solo allo staff)</w:t>
+        <w:br/>
+        <w:t>Si va nel sistema a cui l'ordine appartiene e si registra che il cliente ha pagato.</w:t>
+        <w:br/>
+        <w:t>- Prodotti da catalogo (kanokimonos.com): si mette l'ordine in "processing".</w:t>
+        <w:br/>
+        <w:t>- Prodotti custom (kanokimonos.app): si inseriscono gli importi ricevuti, distinguendo acconto e saldo, nella sezione "documentazione amministrativa" dell'ordine specifico. Il sistema tiene il conto di tutto da solo.</w:t>
+        <w:br/>
+        <w:t>Una cosa resta manuale e la fa l'operatore: inserire il produttore che svolgera' il lavoro.</w:t>
       </w:r>
     </w:p>
     <w:sectPr>

--- a/manuale_operativo.docx
+++ b/manuale_operativo.docx
@@ -8140,6 +8140,32 @@
         <w:t>- Prodotti custom (kanokimonos.app): si inseriscono gli importi ricevuti, distinguendo acconto e saldo, nella sezione "documentazione amministrativa" dell'ordine specifico. Il sistema tiene il conto di tutto da solo.</w:t>
         <w:br/>
         <w:t>Una cosa resta manuale e la fa l'operatore: inserire il produttore che svolgera' il lavoro.</w:t>
+      </w:r>
+    </w:p>
+    <w:p/>
+    <w:p>
+      <w:r>
+        <w:t>FLUSSI DI SPEDIZIONE: CUSTOM, CATALOGO E SPECIAL EDITION</w:t>
+        <w:br/>
+        <w:br/>
+        <w:t>Chi spedisce la merce al cliente e' sempre Fully. Quello che cambia e' la strada che la merce fa PRIMA di arrivare a Fully, e quanti destinatari ci sono dopo.</w:t>
+        <w:br/>
+        <w:br/>
+        <w:t>PRODOTTI CUSTOM (kanokimonos.app)</w:t>
+        <w:br/>
+        <w:t>Un ordine custom nasce sul punto app con i quantitativi e UN indirizzo, quello del cliente che lo ha ordinato. L'ordine va alla fabbrica, che produce; poi la fabbrica manda un carico a Fully con degli SKU che Fully riconosce e UN SOLO indirizzo verso cui spedire tutto.</w:t>
+        <w:br/>
+        <w:t>La catena e': kanokimonos.app -&gt; fabbrica -&gt; Fully -&gt; un solo cliente.</w:t>
+        <w:br/>
+        <w:br/>
+        <w:t>PRODOTTI DA CATALOGO (kanokimonos.com)</w:t>
+        <w:br/>
+        <w:t>Qui la fabbrica non c'entra. Il sito manda a Fully direttamente gli SKU che Fully ha gia' nei suoi scaffali, con l'indirizzo di quel singolo ordine. La catena e': kanokimonos.com -&gt; Fully -&gt; cliente. La fabbrica si salta.</w:t>
+        <w:br/>
+        <w:br/>
+        <w:t>SPECIAL EDITION: SI TRATTANO COME PRODOTTI DA CATALOGO</w:t>
+        <w:br/>
+        <w:t>Le special edition sono prodotti in edizione limitata che il cliente compra dal sito. Siccome sono prodotti speciali, qualcuno potrebbe pensare che convenga trattarle con il giro dei prodotti custom: NON e' cosi', ed e' un errore da evitare. Il motivo e' semplice: il giro custom prevede l'invio di tutto il materiale a UN SOLO cliente, mentre di una special edition va inviato un prodotto a OGNI cliente che lo ordina. Quindi una special edition si tratta come un prodotto da catalogo, in tutto e per tutto: le si assegnano SKU permanenti, la fabbrica la produce, la fabbrica invia il carico a Fully, Fully processa il carico e da quel momento puo' evadere tutti gli indirizzi di chi ha ordinato dal sito kanokimonos.com. Se ci si pensa, una special edition E' un prodotto da catalogo a tutti gli effetti: e' solo il nome "special edition" che puo' trarre in inganno.</w:t>
       </w:r>
     </w:p>
     <w:sectPr>

--- a/manuale_operativo.docx
+++ b/manuale_operativo.docx
@@ -8151,19 +8151,19 @@
         <w:t>Chi spedisce la merce al cliente e' sempre Fully. Quello che cambia e' la strada che la merce fa PRIMA di arrivare a Fully, e quanti destinatari ci sono dopo.</w:t>
         <w:br/>
         <w:br/>
-        <w:t>PRODOTTI CUSTOM (kanokimonos.app)</w:t>
+        <w:t>Prodotti custom (kanokimonos.app):</w:t>
         <w:br/>
         <w:t>Un ordine custom nasce sul punto app con i quantitativi e UN indirizzo, quello del cliente che lo ha ordinato. L'ordine va alla fabbrica, che produce; poi la fabbrica manda un carico a Fully con degli SKU che Fully riconosce e UN SOLO indirizzo verso cui spedire tutto.</w:t>
         <w:br/>
         <w:t>La catena e': kanokimonos.app -&gt; fabbrica -&gt; Fully -&gt; un solo cliente.</w:t>
         <w:br/>
         <w:br/>
-        <w:t>PRODOTTI DA CATALOGO (kanokimonos.com)</w:t>
+        <w:t>Prodotti da catalogo (kanokimonos.com):</w:t>
         <w:br/>
         <w:t>Qui la fabbrica non c'entra. Il sito manda a Fully direttamente gli SKU che Fully ha gia' nei suoi scaffali, con l'indirizzo di quel singolo ordine. La catena e': kanokimonos.com -&gt; Fully -&gt; cliente. La fabbrica si salta.</w:t>
         <w:br/>
         <w:br/>
-        <w:t>SPECIAL EDITION: SI TRATTANO COME PRODOTTI DA CATALOGO</w:t>
+        <w:t>Special edition: si trattano come prodotti da catalogo.</w:t>
         <w:br/>
         <w:t>Le special edition sono prodotti in edizione limitata che il cliente compra dal sito. Siccome sono prodotti speciali, qualcuno potrebbe pensare che convenga trattarle con il giro dei prodotti custom: NON e' cosi', ed e' un errore da evitare. Il motivo e' semplice: il giro custom prevede l'invio di tutto il materiale a UN SOLO cliente, mentre di una special edition va inviato un prodotto a OGNI cliente che lo ordina. Quindi una special edition si tratta come un prodotto da catalogo, in tutto e per tutto: le si assegnano SKU permanenti, la fabbrica la produce, la fabbrica invia il carico a Fully, Fully processa il carico e da quel momento puo' evadere tutti gli indirizzi di chi ha ordinato dal sito kanokimonos.com. Se ci si pensa, una special edition E' un prodotto da catalogo a tutti gli effetti: e' solo il nome "special edition" che puo' trarre in inganno.</w:t>
       </w:r>

--- a/manuale_operativo.docx
+++ b/manuale_operativo.docx
@@ -8148,7 +8148,7 @@
         <w:t>FLUSSI DI SPEDIZIONE: CUSTOM, CATALOGO E SPECIAL EDITION</w:t>
         <w:br/>
         <w:br/>
-        <w:t>Chi spedisce la merce al cliente e' sempre Fully. Quello che cambia e' la strada che la merce fa PRIMA di arrivare a Fully, e quanti destinatari ci sono dopo.</w:t>
+        <w:t>Chi spedisce la merce al cliente dipende dalla piattaforma: dal catalogo spedisce sempre Fully, sul custom ci sono varianti. Cambia anche la strada che la merce fa PRIMA di arrivare a Fully, e quanti destinatari ci sono dopo.</w:t>
         <w:br/>
         <w:br/>
         <w:t>Prodotti custom (kanokimonos.app):</w:t>
@@ -8157,10 +8157,14 @@
         <w:br/>
         <w:t>La catena e': kanokimonos.app -&gt; fabbrica -&gt; Fully -&gt; un solo cliente.</w:t>
         <w:br/>
+        <w:t>Sul custom pero' esistono delle varianti, e vanno conosciute: a volte e' la fabbrica a spedire direttamente al cliente, saltando Fully; altre volte la fabbrica manda il carico a Fully e poi e' Fully a spedire al cliente. Quale delle due si usa dipende dai quantitativi e dalla tassazione, quindi e' una scelta da fare caso per caso e con attenzione. Prima di dire a un cliente chi gli spedira', verifica su quale delle due strade e' passato quell'ordine specifico.</w:t>
+        <w:br/>
         <w:br/>
         <w:t>Prodotti da catalogo (kanokimonos.com):</w:t>
         <w:br/>
         <w:t>Qui la fabbrica non c'entra. Il sito manda a Fully direttamente gli SKU che Fully ha gia' nei suoi scaffali, con l'indirizzo di quel singolo ordine. La catena e': kanokimonos.com -&gt; Fully -&gt; cliente. La fabbrica si salta.</w:t>
+        <w:br/>
+        <w:t>Qui non ci sono varianti: al cliente spedisce sempre Fully, e la fabbrica non spedisce mai direttamente a un cliente del catalogo.</w:t>
         <w:br/>
         <w:br/>
         <w:t>Special edition: si trattano come prodotti da catalogo.</w:t>

--- a/manuale_operativo.docx
+++ b/manuale_operativo.docx
@@ -8164,7 +8164,7 @@
         <w:br/>
         <w:t>Qui la fabbrica non c'entra. Il sito manda a Fully direttamente gli SKU che Fully ha gia' nei suoi scaffali, con l'indirizzo di quel singolo ordine. La catena e': kanokimonos.com -&gt; Fully -&gt; cliente. La fabbrica si salta.</w:t>
         <w:br/>
-        <w:t>Qui non ci sono varianti: al cliente spedisce sempre Fully, e la fabbrica non spedisce mai direttamente a un cliente del catalogo.</w:t>
+        <w:t>Qui non ci sono varianti: al cliente spedisce sempre Fully, e la fabbrica non spedisce mai direttamente a un cliente del catalogo. Attenzione a non confondere due cose diverse: la fabbrica RIFORNISCE il magazzino di Fully, e questo vale anche per i prodotti da catalogo e per le special edition; ma la fabbrica non entra mai nel viaggio dell'ordine verso il cliente del catalogo, che parte sempre e solo da Fully.</w:t>
         <w:br/>
         <w:br/>
         <w:t>Special edition: si trattano come prodotti da catalogo.</w:t>

--- a/manuale_operativo.docx
+++ b/manuale_operativo.docx
@@ -8178,6 +8178,41 @@
       <w:cols w:space="720"/>
       <w:docGrid w:linePitch="360"/>
     </w:sectPr>
+    <w:p/>
+    <w:p>
+      <w:r>
+        <w:t>QUANDO SI PAGA: ACCONTO O SALDO TOTALE</w:t>
+        <w:br/>
+        <w:br/>
+        <w:t>Prima che i lavori partano il cliente deve pagare, e quanto deve pagare dipende dall'importo del preventivo.</w:t>
+        <w:br/>
+        <w:br/>
+        <w:t>Sotto i 1000 euro: serve il SALDO TOTALE. Con un preventivo sotto questa cifra non si lavora con l'acconto: i lavori partono solo a pagamento completo.</w:t>
+        <w:br/>
+        <w:t>Sopra i 1000 euro: 50% di acconto per far partire i lavori, e il restante 50% al saldo.</w:t>
+        <w:br/>
+        <w:br/>
+        <w:t>Dove sta il preventivo: viene caricato nell'AREA DOCUMENTI dell'ordine, ed e' li' che il cliente lo trova. Prima di pagare il cliente deve controllare che sia tutto corretto.</w:t>
+        <w:br/>
+        <w:br/>
+        <w:t>Causale del bonifico, caso per caso:</w:t>
+        <w:br/>
+        <w:t>- acconto quando esiste solo il preventivo: la parola "advance" seguita dal numero del preventivo;</w:t>
+        <w:br/>
+        <w:t>- acconto quando la fattura e' gia' stata emessa: il numero della fattura;</w:t>
+        <w:br/>
+        <w:t>- saldo: sempre il numero della fattura, perche' al saldo la fattura viene presentata direttamente.</w:t>
+        <w:br/>
+        <w:t>Di norma si fa prima il preventivo e la fattura arriva dopo il pagamento, ma in alcuni casi il cliente chiede la fattura subito: da quel momento in causale va il numero della fattura e non piu' quello del preventivo.</w:t>
+        <w:br/>
+        <w:br/>
+        <w:t>Cosa deve fare il cliente PRIMA di pagare:</w:t>
+        <w:br/>
+        <w:t>- se vuole la fattura con partita IVA, deve aggiornare i suoi dati nel sito: la fatturazione legge l'anagrafica del sito, quindi se la partita IVA non c'e' a sistema la fattura non parte;</w:t>
+        <w:br/>
+        <w:t>- se vuole ricevere la merce a un indirizzo diverso da quello usato per l'iscrizione, deve aggiornare l'indirizzo nel sito, sempre prima che l'ordine parta.</w:t>
+      </w:r>
+    </w:p>
   </w:body>
 </w:document>
 </file>

--- a/manuale_operativo.docx
+++ b/manuale_operativo.docx
@@ -8211,6 +8211,21 @@
         <w:t>- se vuole la fattura con partita IVA, deve aggiornare i suoi dati nel sito: la fatturazione legge l'anagrafica del sito, quindi se la partita IVA non c'e' a sistema la fattura non parte;</w:t>
         <w:br/>
         <w:t>- se vuole ricevere la merce a un indirizzo diverso da quello usato per l'iscrizione, deve aggiornare l'indirizzo nel sito, sempre prima che l'ordine parta.</w:t>
+      </w:r>
+    </w:p>
+    <w:p/>
+    <w:p>
+      <w:r>
+        <w:t>RIMBORSI, FILE GRAFICI E TEMPI DI PRODUZIONE</w:t>
+        <w:br/>
+        <w:br/>
+        <w:t>Rimborsi: al cliente retail si rimborsa in denaro senza problemi, se e' il rimborso che chiede. Al cliente B2B invece non si rimborsa in denaro: si emette un coupon che potra' usare sull'ordine successivo.</w:t>
+        <w:br/>
+        <w:br/>
+        <w:t>File grafici: il file che chiediamo e' il vettoriale. Se il cliente non ce l'ha, il file raster (JPEG, PNG) si accetta lo stesso e la conversione la facciamo noi, con un costo di 25 euro. Non rifiutare mai un ordine perche' il cliente ha solo un JPEG: si propone la conversione.</w:t>
+        <w:br/>
+        <w:br/>
+        <w:t>Tempi di produzione dei custom: 45-60 giorni dal pagamento. L'ok del cliente sulla grafica non allunga questi tempi e non va sommato: l'approvazione della grafica avviene sempre PRIMA, perche' senza quella non si procede nemmeno a fare il preventivo.</w:t>
       </w:r>
     </w:p>
   </w:body>

--- a/manuale_operativo.docx
+++ b/manuale_operativo.docx
@@ -120,7 +120,9 @@
       </w:r>
       <w:r>
         <w:br/>
-        <w:t>Approved refunds will be issued exclusively as store credit to be used for future orders. No cash refunds will be given.</w:t>
+        <w:t>Refunds depend on the type of customer. B2B customers (gyms, academies, sports associations, instructors), the customers these terms apply to, are not refunded in cash: an approved refund is issued as a coupon to be used on a future order.</w:t>
+        <w:br/>
+        <w:t>Retail customers (private individuals) are refunded in cash without difficulty, if a refund is what they ask for.</w:t>
       </w:r>
     </w:p>
     <w:p>
@@ -173,7 +175,7 @@
       </w:r>
       <w:r>
         <w:br/>
-        <w:t>• Estimated production: 45–60 working days from payment and graphic approval</w:t>
+        <w:t>• Estimated production: 45–60 working days from the payment that starts the work (the full balance under 1000 euro, the 50% deposit above)</w:t>
       </w:r>
       <w:r>
         <w:br/>
@@ -357,7 +359,7 @@
       </w:r>
       <w:r>
         <w:br/>
-        <w:t>• JPG or PNG files (even if saved as PDF) are not accepted, as they are not editable or suitable for printing</w:t>
+        <w:t>• If the customer only has raster files (JPG, PNG) we accept them anyway and convert them ourselves, for a cost of 25 euro: an order is never refused because the customer only has a JPEG</w:t>
       </w:r>
       <w:r>
         <w:br/>
@@ -594,7 +596,9 @@
       </w:r>
       <w:r>
         <w:br/>
-        <w:t>Approved refunds will be issued exclusively as a store credit to be used on a future order. No cash refunds are provided.</w:t>
+        <w:t>Refunds depend on the type of customer. B2B customers (gyms, academies, sports associations, instructors), the customers these terms apply to, are not refunded in cash: an approved refund is issued as a coupon to be used on a future order.</w:t>
+        <w:br/>
+        <w:t>Retail customers (private individuals) are refunded in cash without difficulty, if a refund is what they ask for.</w:t>
       </w:r>
     </w:p>
     <w:p>
@@ -655,7 +659,7 @@
     </w:p>
     <w:p>
       <w:r>
-        <w:t>Estimated production time: 45–60 business days from payment and graphic approval</w:t>
+        <w:t>Estimated production time: 45–60 business days from the payment that starts the work (the full balance under 1000 euro, the 50% deposit above)</w:t>
       </w:r>
     </w:p>
     <w:p>
@@ -1429,11 +1433,11 @@
       </w:r>
       <w:r>
         <w:br/>
-        <w:t>Approved refunds will be issued exclusively as store credit to be used for future purchases.</w:t>
-      </w:r>
-      <w:r>
-        <w:br/>
-        <w:t>No cash refunds will be given.</w:t>
+        <w:t>Refunds depend on the type of customer. B2B customers (gyms, academies, sports associations, instructors), the customers these terms apply to, are not refunded in cash: an approved refund is issued as a coupon to be used on a future order.</w:t>
+      </w:r>
+      <w:r>
+        <w:br/>
+        <w:t>Retail customers (private individuals) are refunded in cash without difficulty, if a refund is what they ask for.</w:t>
       </w:r>
     </w:p>
     <w:p>
@@ -1494,7 +1498,7 @@
     </w:p>
     <w:p>
       <w:r>
-        <w:t>Estimated production time: 45–60 working days from payment and graphic approval</w:t>
+        <w:t>Estimated production time: 45–60 working days from the payment that starts the work (the full balance under 1000 euro, the 50% deposit above)</w:t>
       </w:r>
     </w:p>
     <w:p>
@@ -1802,7 +1806,9 @@
       </w:r>
       <w:r>
         <w:br/>
-        <w:t>I rimborsi vengono emessi esclusivamente sotto forma di buono sconto da utilizzare su un ordine futuro. Non sono previsti rimborsi in denaro.</w:t>
+        <w:t>I rimborsi dipendono dal tipo di cliente. Al cliente B2B (palestre, accademie, ASD, istruttori) non si rimborsa in denaro: il rimborso approvato viene emesso come coupon da utilizzare sull'ordine successivo.</w:t>
+        <w:br/>
+        <w:t>Al cliente retail (privato) si rimborsa in denaro senza problemi, se e' il rimborso che chiede.</w:t>
       </w:r>
     </w:p>
     <w:p>
@@ -1858,7 +1864,7 @@
       </w:r>
       <w:r>
         <w:br/>
-        <w:t>• Produzione stimata: 45–60 giorni lavorativi dal pagamento e conferma grafica</w:t>
+        <w:t>• Produzione stimata: 45–60 giorni lavorativi dal pagamento che fa partire i lavori (il saldo totale sotto i 1000 euro, l'acconto del 50% sopra)</w:t>
       </w:r>
       <w:r>
         <w:br/>
@@ -3461,7 +3467,7 @@
       </w:r>
       <w:r>
         <w:br/>
-        <w:t>• Non sono ammessi JPG o PNG (anche se salvati in PDF): non sono modificabili e non adatti alla stampa.</w:t>
+        <w:t>• Se il cliente ha solo file raster (JPG, PNG) li accettiamo lo stesso e la conversione la facciamo noi, con un costo di 25 euro: un ordine non viene mai rifiutato perche' il cliente ha solo un JPEG</w:t>
       </w:r>
       <w:r>
         <w:br/>
@@ -3877,11 +3883,11 @@
       </w:r>
       <w:r>
         <w:br/>
-        <w:t>I rimborsi approvati saranno emessi esclusivamente come credito da utilizzare per futuri ordini.</w:t>
-      </w:r>
-      <w:r>
-        <w:br/>
-        <w:t>Non sono previsti rimborsi in denaro.</w:t>
+        <w:t>I rimborsi dipendono dal tipo di cliente. Al cliente B2B (palestre, accademie, ASD, istruttori) non si rimborsa in denaro: il rimborso approvato viene emesso come coupon da utilizzare sull'ordine successivo.</w:t>
+      </w:r>
+      <w:r>
+        <w:br/>
+        <w:t>Al cliente retail (privato) si rimborsa in denaro senza problemi, se e' il rimborso che chiede.</w:t>
       </w:r>
     </w:p>
     <w:p>
@@ -3941,7 +3947,7 @@
     </w:p>
     <w:p>
       <w:r>
-        <w:t>45–60 giorni lavorativi da pagamento e approvazione grafica</w:t>
+        <w:t>45–60 giorni lavorativi dal pagamento che fa partire i lavori (il saldo totale sotto i 1000 euro, l'acconto del 50% sopra)</w:t>
       </w:r>
     </w:p>
     <w:p>
@@ -5080,11 +5086,11 @@
       </w:r>
       <w:r>
         <w:br/>
-        <w:t>I rimborsi approvati saranno emessi esclusivamente come credito da utilizzare per futuri ordini.</w:t>
-      </w:r>
-      <w:r>
-        <w:br/>
-        <w:t>Non sono previsti rimborsi in denaro.</w:t>
+        <w:t>I rimborsi dipendono dal tipo di cliente. Al cliente B2B (palestre, accademie, ASD, istruttori) non si rimborsa in denaro: il rimborso approvato viene emesso come coupon da utilizzare sull'ordine successivo.</w:t>
+      </w:r>
+      <w:r>
+        <w:br/>
+        <w:t>Al cliente retail (privato) si rimborsa in denaro senza problemi, se e' il rimborso che chiede.</w:t>
       </w:r>
     </w:p>
     <w:p>
@@ -5144,7 +5150,7 @@
     </w:p>
     <w:p>
       <w:r>
-        <w:t>45–60 giorni lavorativi da pagamento e approvazione grafica</w:t>
+        <w:t>45–60 giorni lavorativi dal pagamento che fa partire i lavori (il saldo totale sotto i 1000 euro, l'acconto del 50% sopra)</w:t>
       </w:r>
     </w:p>
     <w:p>
@@ -5530,7 +5536,7 @@
       </w:r>
       <w:r>
         <w:br/>
-        <w:t>• Non sono ammessi JPG o PNG (anche se salvati in PDF): non sono modificabili e non adatti alla stampa.</w:t>
+        <w:t>• Se il cliente ha solo file raster (JPG, PNG) li accettiamo lo stesso e la conversione la facciamo noi, con un costo di 25 euro: un ordine non viene mai rifiutato perche' il cliente ha solo un JPEG</w:t>
       </w:r>
       <w:r>
         <w:br/>
@@ -6881,11 +6887,11 @@
       </w:r>
       <w:r>
         <w:br/>
-        <w:t>I rimborsi approvati saranno emessi esclusivamente come credito da utilizzare per futuri ordini.</w:t>
-      </w:r>
-      <w:r>
-        <w:br/>
-        <w:t>Non sono previsti rimborsi in denaro.</w:t>
+        <w:t>I rimborsi dipendono dal tipo di cliente. Al cliente B2B (palestre, accademie, ASD, istruttori) non si rimborsa in denaro: il rimborso approvato viene emesso come coupon da utilizzare sull'ordine successivo.</w:t>
+      </w:r>
+      <w:r>
+        <w:br/>
+        <w:t>Al cliente retail (privato) si rimborsa in denaro senza problemi, se e' il rimborso che chiede.</w:t>
       </w:r>
     </w:p>
     <w:p>
@@ -6946,7 +6952,7 @@
     </w:p>
     <w:p>
       <w:r>
-        <w:t>45–60 giorni lavorativi da pagamento e approvazione grafica</w:t>
+        <w:t>45–60 giorni lavorativi dal pagamento che fa partire i lavori (il saldo totale sotto i 1000 euro, l'acconto del 50% sopra)</w:t>
       </w:r>
     </w:p>
     <w:p>
@@ -7334,7 +7340,7 @@
       </w:r>
       <w:r>
         <w:br/>
-        <w:t>• Non sono ammessi JPG o PNG (anche se salvati in PDF): non sono modificabili e non adatti alla stampa.</w:t>
+        <w:t>• Se il cliente ha solo file raster (JPG, PNG) li accettiamo lo stesso e la conversione la facciamo noi, con un costo di 25 euro: un ordine non viene mai rifiutato perche' il cliente ha solo un JPEG</w:t>
       </w:r>
       <w:r>
         <w:br/>
@@ -7984,7 +7990,7 @@
         <w:br/>
         <w:t>TEMPI DI CONSEGNA: dipendono dal tipo di prodotto.</w:t>
         <w:br/>
-        <w:t>- Prodotti custom (kanokimonos.app): 45-60 giorni lavorativi dal pagamento dell'acconto. Alla domanda sui tempi di un custom si dà SEMPRE prima questa informazione; per dettagli oltre questa, rimanda a Mauro.</w:t>
+        <w:t>- Prodotti custom (kanokimonos.app): 45-60 giorni lavorativi dal pagamento che fa partire i lavori (il saldo totale sotto i 1000 euro, l'acconto del 50% sopra). Alla domanda sui tempi di un custom si dà SEMPRE prima questa informazione; per dettagli oltre questa, rimanda a Mauro.</w:t>
         <w:br/>
         <w:t>- Prodotti da catalogo (kanokimonos.com): spedizione 2-3 giorni in Italia, 5-6 giorni in Europa.</w:t>
         <w:br/>
@@ -8225,7 +8231,7 @@
         <w:t>File grafici: il file che chiediamo e' il vettoriale. Se il cliente non ce l'ha, il file raster (JPEG, PNG) si accetta lo stesso e la conversione la facciamo noi, con un costo di 25 euro. Non rifiutare mai un ordine perche' il cliente ha solo un JPEG: si propone la conversione.</w:t>
         <w:br/>
         <w:br/>
-        <w:t>Tempi di produzione dei custom: 45-60 giorni dal pagamento. L'ok del cliente sulla grafica non allunga questi tempi e non va sommato: l'approvazione della grafica avviene sempre PRIMA, perche' senza quella non si procede nemmeno a fare il preventivo.</w:t>
+        <w:t>Tempi di produzione dei custom: 45-60 giorni lavorativi dal pagamento che fa partire i lavori (il saldo totale sotto i 1000 euro, l'acconto del 50% sopra). L'ok del cliente sulla grafica non allunga questi tempi e non va sommato: l'approvazione della grafica avviene sempre PRIMA, perche' senza quella non si procede nemmeno a fare il preventivo.</w:t>
       </w:r>
     </w:p>
   </w:body>

--- a/manuale_operativo.docx
+++ b/manuale_operativo.docx
@@ -359,7 +359,7 @@
       </w:r>
       <w:r>
         <w:br/>
-        <w:t>• If the customer only has raster files (JPG, PNG) we accept them anyway and convert them ourselves, for a cost of 25 euro: an order is never refused because the customer only has a JPEG</w:t>
+        <w:t>• If the customer only has raster files (JPG, PNG) we accept them anyway and convert them ourselves, for a cost of 25 euro per image (per logo): an order is never refused because the customer only has a JPEG</w:t>
       </w:r>
       <w:r>
         <w:br/>
@@ -2258,7 +2258,7 @@
     </w:p>
     <w:p>
       <w:r>
-        <w:t>Immagini: Se dispone solo di immagini raster (JPEG, PNG), applicheremo un costo aggiuntivo di 25 euro per ogni immagine da convertire in formato vettoriale. Tuttavia, per immagini semplici e lineari, il nostro software è in grado di elaborarle senza costi aggiuntivi.</w:t>
+        <w:t>Immagini: Se dispone solo di immagini raster (JPEG, PNG), applicheremo un costo aggiuntivo di 25 euro a immagine (a logo) da convertire in formato vettoriale. Tuttavia, per immagini semplici e lineari, il nostro software è in grado di elaborarle senza costi aggiuntivi.</w:t>
       </w:r>
     </w:p>
     <w:p>
@@ -3467,7 +3467,7 @@
       </w:r>
       <w:r>
         <w:br/>
-        <w:t>• Se il cliente ha solo file raster (JPG, PNG) li accettiamo lo stesso e la conversione la facciamo noi, con un costo di 25 euro: un ordine non viene mai rifiutato perche' il cliente ha solo un JPEG</w:t>
+        <w:t>• Se il cliente ha solo file raster (JPG, PNG) li accettiamo lo stesso e la conversione la facciamo noi, con un costo di 25 euro a immagine (a logo): un ordine non viene mai rifiutato perche' il cliente ha solo un JPEG</w:t>
       </w:r>
       <w:r>
         <w:br/>
@@ -4697,7 +4697,7 @@
     </w:p>
     <w:p>
       <w:r>
-        <w:t>Immagini: Se dispone solo di immagini raster (JPEG, PNG), applicheremo un costo aggiuntivo di 25 euro per ogni immagine da convertire in formato vettoriale. Tuttavia, per immagini semplici e lineari, il nostro software è in grado di elaborarle senza costi aggiuntivi.</w:t>
+        <w:t>Immagini: Se dispone solo di immagini raster (JPEG, PNG), applicheremo un costo aggiuntivo di 25 euro a immagine (a logo) da convertire in formato vettoriale. Tuttavia, per immagini semplici e lineari, il nostro software è in grado di elaborarle senza costi aggiuntivi.</w:t>
       </w:r>
     </w:p>
     <w:p>
@@ -5536,7 +5536,7 @@
       </w:r>
       <w:r>
         <w:br/>
-        <w:t>• Se il cliente ha solo file raster (JPG, PNG) li accettiamo lo stesso e la conversione la facciamo noi, con un costo di 25 euro: un ordine non viene mai rifiutato perche' il cliente ha solo un JPEG</w:t>
+        <w:t>• Se il cliente ha solo file raster (JPG, PNG) li accettiamo lo stesso e la conversione la facciamo noi, con un costo di 25 euro a immagine (a logo): un ordine non viene mai rifiutato perche' il cliente ha solo un JPEG</w:t>
       </w:r>
       <w:r>
         <w:br/>
@@ -6499,7 +6499,7 @@
     </w:p>
     <w:p>
       <w:r>
-        <w:t>Immagini: Se dispone solo di immagini raster (JPEG, PNG), applicheremo un costo aggiuntivo di 25 euro per ogni immagine da convertire in formato vettoriale. Tuttavia, per immagini semplici e lineari, il nostro software è in grado di elaborarle senza costi aggiuntivi.</w:t>
+        <w:t>Immagini: Se dispone solo di immagini raster (JPEG, PNG), applicheremo un costo aggiuntivo di 25 euro a immagine (a logo) da convertire in formato vettoriale. Tuttavia, per immagini semplici e lineari, il nostro software è in grado di elaborarle senza costi aggiuntivi.</w:t>
       </w:r>
     </w:p>
     <w:p>
@@ -7340,7 +7340,7 @@
       </w:r>
       <w:r>
         <w:br/>
-        <w:t>• Se il cliente ha solo file raster (JPG, PNG) li accettiamo lo stesso e la conversione la facciamo noi, con un costo di 25 euro: un ordine non viene mai rifiutato perche' il cliente ha solo un JPEG</w:t>
+        <w:t>• Se il cliente ha solo file raster (JPG, PNG) li accettiamo lo stesso e la conversione la facciamo noi, con un costo di 25 euro a immagine (a logo): un ordine non viene mai rifiutato perche' il cliente ha solo un JPEG</w:t>
       </w:r>
       <w:r>
         <w:br/>
@@ -8228,7 +8228,11 @@
         <w:t>Rimborsi: al cliente retail si rimborsa in denaro senza problemi, se e' il rimborso che chiede. Al cliente B2B invece non si rimborsa in denaro: si emette un coupon che potra' usare sull'ordine successivo.</w:t>
         <w:br/>
         <w:br/>
-        <w:t>File grafici: il file che chiediamo e' il vettoriale. Se il cliente non ce l'ha, il file raster (JPEG, PNG) si accetta lo stesso e la conversione la facciamo noi, con un costo di 25 euro. Non rifiutare mai un ordine perche' il cliente ha solo un JPEG: si propone la conversione.</w:t>
+        <w:t>File grafici: il file che chiediamo e' il vettoriale. Se il cliente non ce l'ha, il file raster (JPEG, PNG) si accetta lo stesso e la conversione la facciamo noi, con un costo di 25 euro a immagine, cioe' a logo: tre loghi raster sono tre conversioni, 75 euro. Non rifiutare mai un ordine perche' il cliente ha solo un JPEG: si propone la conversione.</w:t>
+        <w:br/>
+        <w:t>Come dirlo al cliente, anche al cliente business: "e' previsto un costo di 25 euro a immagine, a logo. Se le immagini sono piu' d'una, di volta in volta valutiamo se c'e' la possibilita' di un forfait in base al tipo di progetto."</w:t>
+        <w:br/>
+        <w:t>Il forfait (informazione interna: rispondi solo allo staff): quando le immagini sono piu' di una si puo' valutare un forfait, caso per caso, in base al progetto. La decisione sullo sconto la prende chi gestisce l'ordine, non il bot: al cliente il forfait non si promette mai come se fosse un prezzo di listino, gli si dice che lo valutiamo.</w:t>
         <w:br/>
         <w:br/>
         <w:t>Tempi di produzione dei custom: 45-60 giorni lavorativi dal pagamento che fa partire i lavori (il saldo totale sotto i 1000 euro, l'acconto del 50% sopra). L'ok del cliente sulla grafica non allunga questi tempi e non va sommato: l'approvazione della grafica avviene sempre PRIMA, perche' senza quella non si procede nemmeno a fare il preventivo.</w:t>

--- a/manuale_operativo.docx
+++ b/manuale_operativo.docx
@@ -359,7 +359,7 @@
       </w:r>
       <w:r>
         <w:br/>
-        <w:t>• If the customer only has raster files (JPG, PNG) we accept them anyway and convert them ourselves, for a cost of 25 euro per image (per logo): an order is never refused because the customer only has a JPEG</w:t>
+        <w:t>• On file format and on the cost of converting raster images there is one single answer: the sentence in the manual block IMMAGINI E LOGHI: FORMATO E COSTO DI CONVERSIONE, reported word for word. No other figure is valid.</w:t>
       </w:r>
       <w:r>
         <w:br/>
@@ -2258,7 +2258,7 @@
     </w:p>
     <w:p>
       <w:r>
-        <w:t>Immagini: Se dispone solo di immagini raster (JPEG, PNG), applicheremo un costo aggiuntivo di 25 euro a immagine (a logo) da convertire in formato vettoriale. Tuttavia, per immagini semplici e lineari, il nostro software è in grado di elaborarle senza costi aggiuntivi.</w:t>
+        <w:t>Immagini: sul formato e sul costo della conversione si risponde solo con la frase del blocco IMMAGINI E LOGHI: FORMATO E COSTO DI CONVERSIONE, riportata parola per parola. Non usare altre cifre e non promettere lavorazioni gratuite: e' la frase stessa a dire cosa valutiamo e quando lo confermiamo.</w:t>
       </w:r>
     </w:p>
     <w:p>
@@ -3467,7 +3467,7 @@
       </w:r>
       <w:r>
         <w:br/>
-        <w:t>• Se il cliente ha solo file raster (JPG, PNG) li accettiamo lo stesso e la conversione la facciamo noi, con un costo di 25 euro a immagine (a logo): un ordine non viene mai rifiutato perche' il cliente ha solo un JPEG</w:t>
+        <w:t>• Sul formato dei file e sul costo della conversione delle immagini raster vale una sola risposta: la frase del blocco IMMAGINI E LOGHI: FORMATO E COSTO DI CONVERSIONE, riportata parola per parola. Nessun'altra cifra e' valida.</w:t>
       </w:r>
       <w:r>
         <w:br/>
@@ -4697,7 +4697,7 @@
     </w:p>
     <w:p>
       <w:r>
-        <w:t>Immagini: Se dispone solo di immagini raster (JPEG, PNG), applicheremo un costo aggiuntivo di 25 euro a immagine (a logo) da convertire in formato vettoriale. Tuttavia, per immagini semplici e lineari, il nostro software è in grado di elaborarle senza costi aggiuntivi.</w:t>
+        <w:t>Immagini: sul formato e sul costo della conversione si risponde solo con la frase del blocco IMMAGINI E LOGHI: FORMATO E COSTO DI CONVERSIONE, riportata parola per parola. Non usare altre cifre e non promettere lavorazioni gratuite: e' la frase stessa a dire cosa valutiamo e quando lo confermiamo.</w:t>
       </w:r>
     </w:p>
     <w:p>
@@ -5536,7 +5536,7 @@
       </w:r>
       <w:r>
         <w:br/>
-        <w:t>• Se il cliente ha solo file raster (JPG, PNG) li accettiamo lo stesso e la conversione la facciamo noi, con un costo di 25 euro a immagine (a logo): un ordine non viene mai rifiutato perche' il cliente ha solo un JPEG</w:t>
+        <w:t>• Sul formato dei file e sul costo della conversione delle immagini raster vale una sola risposta: la frase del blocco IMMAGINI E LOGHI: FORMATO E COSTO DI CONVERSIONE, riportata parola per parola. Nessun'altra cifra e' valida.</w:t>
       </w:r>
       <w:r>
         <w:br/>
@@ -6499,7 +6499,7 @@
     </w:p>
     <w:p>
       <w:r>
-        <w:t>Immagini: Se dispone solo di immagini raster (JPEG, PNG), applicheremo un costo aggiuntivo di 25 euro a immagine (a logo) da convertire in formato vettoriale. Tuttavia, per immagini semplici e lineari, il nostro software è in grado di elaborarle senza costi aggiuntivi.</w:t>
+        <w:t>Immagini: sul formato e sul costo della conversione si risponde solo con la frase del blocco IMMAGINI E LOGHI: FORMATO E COSTO DI CONVERSIONE, riportata parola per parola. Non usare altre cifre e non promettere lavorazioni gratuite: e' la frase stessa a dire cosa valutiamo e quando lo confermiamo.</w:t>
       </w:r>
     </w:p>
     <w:p>
@@ -7340,7 +7340,7 @@
       </w:r>
       <w:r>
         <w:br/>
-        <w:t>• Se il cliente ha solo file raster (JPG, PNG) li accettiamo lo stesso e la conversione la facciamo noi, con un costo di 25 euro a immagine (a logo): un ordine non viene mai rifiutato perche' il cliente ha solo un JPEG</w:t>
+        <w:t>• Sul formato dei file e sul costo della conversione delle immagini raster vale una sola risposta: la frase del blocco IMMAGINI E LOGHI: FORMATO E COSTO DI CONVERSIONE, riportata parola per parola. Nessun'altra cifra e' valida.</w:t>
       </w:r>
       <w:r>
         <w:br/>
@@ -8228,14 +8228,27 @@
         <w:t>Rimborsi: al cliente retail si rimborsa in denaro senza problemi, se e' il rimborso che chiede. Al cliente B2B invece non si rimborsa in denaro: si emette un coupon che potra' usare sull'ordine successivo.</w:t>
         <w:br/>
         <w:br/>
-        <w:t>File grafici: il file che chiediamo e' il vettoriale. Se il cliente non ce l'ha, il file raster (JPEG, PNG) si accetta lo stesso e la conversione la facciamo noi, con un costo di 25 euro a immagine, cioe' a logo: tre loghi raster sono tre conversioni, 75 euro. Non rifiutare mai un ordine perche' il cliente ha solo un JPEG: si propone la conversione.</w:t>
-        <w:br/>
-        <w:t>Come dirlo al cliente, anche al cliente business: "e' previsto un costo di 25 euro a immagine, a logo. Se le immagini sono piu' d'una, di volta in volta valutiamo se c'e' la possibilita' di un forfait in base al tipo di progetto."</w:t>
-        <w:br/>
-        <w:t>Il forfait (informazione interna: rispondi solo allo staff): quando le immagini sono piu' di una si puo' valutare un forfait, caso per caso, in base al progetto. La decisione sullo sconto la prende chi gestisce l'ordine, non il bot: al cliente il forfait non si promette mai come se fosse un prezzo di listino, gli si dice che lo valutiamo.</w:t>
+        <w:t>File grafici: il file che chiediamo e' il vettoriale. Se il cliente non ce l'ha, il raster (JPEG, PNG) si accetta lo stesso e non si rifiuta mai un ordine per questo. Sul formato e sul costo della conversione non rispondere di tua iniziativa: vale solo la frase del blocco IMMAGINI E LOGHI: FORMATO E COSTO DI CONVERSIONE, da riportare parola per parola.</w:t>
         <w:br/>
         <w:br/>
         <w:t>Tempi di produzione dei custom: 45-60 giorni lavorativi dal pagamento che fa partire i lavori (il saldo totale sotto i 1000 euro, l'acconto del 50% sopra). L'ok del cliente sulla grafica non allunga questi tempi e non va sommato: l'approvazione della grafica avviene sempre PRIMA, perche' senza quella non si procede nemmeno a fare il preventivo.</w:t>
+      </w:r>
+    </w:p>
+    <w:p/>
+    <w:p>
+      <w:r>
+        <w:t>IMMAGINI E LOGHI: FORMATO E COSTO DI CONVERSIONE</w:t>
+        <w:br/>
+        <w:br/>
+        <w:t>Questa e' l'unica risposta sul formato delle immagini e sul costo della conversione, e vale per tutti allo stesso modo: staff, clienti business, clienti privati. Si riporta integra e alla lettera ogni volta che qualcuno chiede come inviare le immagini, in che formato, o cosa succede se manda un JPEG o un PNG. Non si riassume, non se ne cita un pezzo solo, non si riformula. Nessun'altra cifra sulla conversione e' valida: fuori da qui non ce ne sono.</w:t>
+        <w:br/>
+        <w:br/>
+        <w:t>Frase da riportare parola per parola:</w:t>
+        <w:br/>
+        <w:t>"Le immagini vanno inviate in formato vettoriale (.AI, .EPS, .PDF, .SVG). Se hai solo un file raster (JPEG, PNG) lo accettiamo lo stesso: la conversione la facciamo noi e il costo e' di 25 euro a immagine. Se l'immagine e' semplice e lineare il nostro software riesce spesso a elaborarla senza costi aggiuntivi, e se le immagini sono piu' di una valutiamo un forfait in base al progetto: in entrambi i casi te lo confermiamo noi dopo aver visto i file, prima di procedere."</w:t>
+        <w:br/>
+        <w:br/>
+        <w:t>Chi decide (informazione interna: rispondi solo allo staff): se un'immagine sia semplice e lineare, e se applicare un forfait quando le immagini sono piu' d'una, lo stabilisce chi gestisce l'ordine dopo aver visto i file. Non lo decide il bot e non lo anticipa: la frase dice che lo confermiamo dopo aver visto i file, e si ferma li'.</w:t>
       </w:r>
     </w:p>
   </w:body>

--- a/manuale_operativo.docx
+++ b/manuale_operativo.docx
@@ -1996,8 +1996,7 @@
     </w:p>
     <w:p>
       <w:r>
-        <w:lastRenderedPageBreak/>
-        <w:t xml:space="preserve">Kano Kimonos prevede un listino scontato agli istruttori, alle ASD e titolari di palestre. Dopo l’attivazione di un account si potrà acquistare (www.kanokimonos.com) tutti i prodotti a catalogo con uno sconto del 30%, per poi essere rivenduto a prezzo di listino ai vari allievi, condizione inderogabile. </w:t>
+        <w:t xml:space="preserve">Kano Kimonos prevede un listino scontato agli istruttori, alle ASD e titolari di palestre. Dopo l’attivazione di un account si potrà acquistare (http://www.kanokimonos.com) tutti i prodotti a catalogo con uno sconto dedicato, assegnato al singolo cliente e visibile entrando nel sito con il proprio account. Per conoscere le condizioni riservate a te, scrivici: un operatore te le confermerà. La merce acquistata a queste condizioni va poi rivenduta a prezzo di listino ai tuoi allievi, condizione inderogabile. </w:t>
       </w:r>
     </w:p>
     <w:p>
@@ -2037,7 +2036,7 @@
     </w:p>
     <w:p>
       <w:r>
-        <w:t>Upon creating an account on our website (www.kanokimonos.com), you will be able to purchase all products from our catalog with a 40% discount. This discounted merchandise can then be resold to your students at the regular retail price. Please note that this resale condition is non-negotiable.</w:t>
+        <w:t>Upon creating an account on our website (http://www.kanokimonos.com), you will be able to purchase all products from our catalog at a dedicated discount, assigned to each customer individually and visible in your account once you log in. Write to us and a member of our staff will confirm the terms reserved for you. This discounted merchandise can then be resold to your students at the regular retail price. Please note that this resale condition is non-negotiable.</w:t>
       </w:r>
     </w:p>
     <w:p>
@@ -8249,6 +8248,216 @@
         <w:br/>
         <w:br/>
         <w:t>Chi decide (informazione interna: rispondi solo allo staff): se un'immagine sia semplice e lineare, e se applicare un forfait quando le immagini sono piu' d'una, lo stabilisce chi gestisce l'ordine dopo aver visto i file. Non lo decide il bot e non lo anticipa: la frase dice che lo confermiamo dopo aver visto i file, e si ferma li'.</w:t>
+      </w:r>
+    </w:p>
+    <w:p/>
+    <w:p>
+      <w:r>
+        <w:t>B2B NUOVO SITO: COSA CAMBIA PER IL CLIENTE BUSINESS</w:t>
+        <w:br/>
+        <w:br/>
+        <w:t>Destinatario: tutti - vale sia per lo staff sia per il cliente business che interroga il bot.</w:t>
+        <w:br/>
+        <w:br/>
+        <w:t>Regola d'uso: questa è la risposta unica a qualunque domanda su come funziona l'account business sul nuovo sito, sull'IVA, sui dati da compilare e su cosa succede al vecchio account. Va usata per intero e alla lettera. Se invece chi chiede è staff e vuole sapere come si esegue una configurazione, la risposta sta nei blocchi interni sull'attivazione di un cliente business.</w:t>
+        <w:br/>
+        <w:br/>
+        <w:t>Il negozio Kano Kimonos sta passando a una nuova piattaforma. Per i clienti business cambiano tre cose, tutte e tre importanti.</w:t>
+        <w:br/>
+        <w:br/>
+        <w:t>Primo, l'account business è legato all'azienda, non alla persona. Ogni cliente business viene collegato alla propria azienda e alla sua sede. È l'azienda a determinare le condizioni di acquisto. Chi accede senza essere collegato a un'azienda vede il sito come un cliente privato, ai prezzi al pubblico.</w:t>
+        <w:br/>
+        <w:br/>
+        <w:t>Secondo, i prezzi sono mostrati al netto dell'IVA. Nell'area business i prezzi che si vedono a catalogo sono netti. L'IVA viene aggiunta al momento del check-out, con l'aliquota del paese in cui si trova la sede dell'azienda. Il totale finale compare sempre prima della conferma dell'ordine, con la riga imposte separata e visibile.</w:t>
+        <w:br/>
+        <w:br/>
+        <w:t>Terzo, i dati aziendali vanno completi, altrimenti si paga di più. Al primo accesso il cliente business deve verificare e completare i dati della propria azienda: ragione sociale, indirizzo completo della sede, e partita IVA nel formato internazionale, cioè con il prefisso del paese davanti (per l'Italia IT seguito dal numero).</w:t>
+        <w:br/>
+        <w:br/>
+        <w:t>Se i dati sono incompleti o l'indirizzo manca: l'IVA viene conteggiata comunque, anche a chi avrebbe diritto all'esenzione; e le spese di spedizione non possono essere calcolate correttamente.</w:t>
+        <w:br/>
+        <w:br/>
+        <w:t>Sull'esenzione IVA. Un'azienda europea con partita IVA valida può essere esentata dall'IVA. L'esenzione non è automatica e non dipende da una casella che il cliente può spuntare da solo: viene attivata da Kano Kimonos sull'anagrafica dell'azienda dopo aver verificato la partita IVA. Fino a quel momento l'IVA viene addebitata. Un cliente che ritiene di averne diritto deve segnalarlo e fornire la partita IVA corretta.</w:t>
+        <w:br/>
+        <w:br/>
+        <w:t>Cosa deve fare il cliente, in pratica: al primo accesso al nuovo sito, controllare i dati dell'azienda e completare quello che manca, soprattutto indirizzo della sede e partita IVA col prefisso paese. Se qualcosa non risulta modificabile, scrivere a Kano Kimonos indicando i dati corretti.</w:t>
+        <w:br/>
+        <w:br/>
+        <w:t>Se a chiedere è un cliente e la domanda riguarda quale sconto gli spetta, quali fasce esistono o come cambiare fascia: non rispondere nel merito e rimandare a Bambu. Sono condizioni commerciali individuali. Non nominare mai percentuali di sconto a un cliente.</w:t>
+      </w:r>
+    </w:p>
+    <w:p/>
+    <w:p>
+      <w:r>
+        <w:t>B2B NUOVO SITO: RISPOSTE PRONTE ALLE DOMANDE PIÙ FREQUENTI</w:t>
+        <w:br/>
+        <w:br/>
+        <w:t>Destinatario: tutti, salvo dove indicato riga per riga.</w:t>
+        <w:br/>
+        <w:br/>
+        <w:t>Regola d'uso: usare queste risposte come sono. Non aggiungere cifre, percentuali o stime.</w:t>
+        <w:br/>
+        <w:br/>
+        <w:t>Domanda: perché vedo i prezzi senza IVA? Risposta: nell'area business i prezzi sono netti. L'IVA viene aggiunta al check-out in base al paese della sede della tua azienda, ed è sempre visibile come riga separata prima della conferma dell'ordine.</w:t>
+        <w:br/>
+        <w:br/>
+        <w:t>Domanda: perché mi viene addebitata l'IVA se ho la partita IVA? Risposta: perché l'esenzione va attivata da noi sull'anagrafica della tua azienda dopo la verifica della partita IVA, e non risulta ancora attiva sul tuo profilo. Controlla che la partita IVA sia inserita con il prefisso del paese davanti e segnalacelo, così procediamo con la verifica.</w:t>
+        <w:br/>
+        <w:br/>
+        <w:t>Domanda: il mio vecchio account funziona ancora? Risposta: l'indirizzo email resta il tuo riferimento. Quello che va rifatto è il collegamento della tua azienda e il completamento dei dati aziendali: senza quelli il sito ti tratta come cliente privato.</w:t>
+        <w:br/>
+        <w:br/>
+        <w:t>Domanda: devo rifare la registrazione? Risposta: non da zero. Al primo accesso ti viene chiesto di verificare e completare i dati dell'azienda: ragione sociale, indirizzo della sede, partita IVA col prefisso paese.</w:t>
+        <w:br/>
+        <w:br/>
+        <w:t>Domanda: che sconto ho, quali fasce di sconto esistono, posso passare a una fascia migliore? Risposta: lo sconto è dedicato e assegnato al profilo della tua azienda, e lo vedi applicato entrando nel sito con il tuo account. Per le condizioni riservate a te ti mettiamo in contatto con un operatore. Non comunicare mai percentuali di sconto a un cliente, e non confermare o smentire una percentuale che sia il cliente stesso a nominare.</w:t>
+        <w:br/>
+        <w:br/>
+        <w:t>Domanda: perché la spedizione costa così tanto? Risposta: se l'indirizzo della sede è incompleto le spese non vengono calcolate correttamente. Completa l'indirizzo e ricontrolla il carrello.</w:t>
+        <w:br/>
+        <w:br/>
+        <w:t>Domanda: quando posso ordinare? (informazione interna: rispondi solo allo staff) Risposta: il nuovo sito non è ancora pubblico. Non comunicare date ai clienti: la data la dà Bambu.</w:t>
+      </w:r>
+    </w:p>
+    <w:p/>
+    <w:p>
+      <w:r>
+        <w:t>B2B: ATTIVARE UN NUOVO CLIENTE BUSINESS - CREAZIONE E APPROVAZIONE</w:t>
+        <w:br/>
+        <w:t>(informazione interna: rispondi solo allo staff)</w:t>
+        <w:br/>
+        <w:br/>
+        <w:t>Quando si usa: un cliente deve ricevere lo sconto business. Questa è la prima metà della procedura, i passi da 1 a 5: creare l'azienda, impostare l'IVA, collegare il cliente e approvarlo. La seconda metà, cioè l'assegnazione della fascia di sconto, sta nel blocco sull'assegnare la fascia di sconto a un cliente business, ed è obbligatoria: senza quella il cliente resta ai prezzi al pubblico.</w:t>
+        <w:br/>
+        <w:br/>
+        <w:t>Principio da tenere a mente: le condizioni non si impostano sulla scheda del cliente, ma sull'azienda a cui il cliente appartiene, e in particolare sulla sua sede. I tag sulla scheda cliente, quelli del vecchio sistema, non hanno più alcun effetto sui prezzi.</w:t>
+        <w:br/>
+        <w:br/>
+        <w:t>Prima di iniziare servono: email del cliente, ragione sociale, indirizzo completo della sede con il paese, e se ce l'ha la partita IVA con il prefisso del paese davanti (per esempio IT, DE, ES).</w:t>
+        <w:br/>
+        <w:br/>
+        <w:t>Passo 1, aprire la scheda del cliente. Clienti, cerca il cliente per email, aprilo. Se il cliente non esiste ancora, Clienti, Aggiungi cliente, e crealo prima con la sua email. Link: admin.shopify.com/store/tipjd7-r0/customers</w:t>
+        <w:br/>
+        <w:br/>
+        <w:t>Passo 2, creare l'azienda. Dalla scheda cliente, Aggiungi a nuova azienda. Si apre una finestra che crea in un colpo solo l'azienda, la sua prima sede e il collegamento con il cliente. Non esiste un bottone "aggiungi sede" separato: la sede nasce qui. Compila il Nome azienda, che è la ragione sociale e non il nome della persona, ed è obbligatorio. Poi il campo Paese o area geografica: attenzione, è questo campo che determina l'aliquota IVA applicata al cliente, va messo giusto adesso. Poi Indirizzo, Interno, CAP, Comune, Telefono. Lascia spuntato "Indirizzo di fatturazione uguale all'indirizzo di spedizione", a meno che il cliente fatturi altrove.</w:t>
+        <w:br/>
+        <w:br/>
+        <w:t>Passo 3, impostare il regime IVA prima di salvare. Nella stessa finestra, in basso a sinistra, Modifica personalizzazioni sede, riquadro Dati fiscali. Nel campo ID fiscale va la partita IVA con il prefisso del paese, per esempio IT04735040273: senza prefisso il campo non viene accettato e il tasto Salva resta grigio. Nel campo Impostazioni fiscali, vedi il blocco sull'iva sì o iva no; in assenza di una verifica VIES fatta si lascia Riscuoti imposte. Salva.</w:t>
+        <w:br/>
+        <w:br/>
+        <w:t>Passo 4, collegare il cliente all'azienda. Se il collegamento non è già avvenuto al passo 2, apri la scheda dell'azienda e premi Aggiungi cliente, il bottone nero nel riquadro "Ancora nessun ordine"; lo stesso comando è anche a destra sotto "Clienti". Link: admin.shopify.com/store/tipjd7-r0/companies</w:t>
+        <w:br/>
+        <w:t>Attenzione: nella lista Aziende la scheda si apre cliccando il nome dell'azienda. La casella di spunta sulla riga più i tre puntini aprono invece le azioni di massa, che sono un'altra cosa.</w:t>
+        <w:br/>
+        <w:br/>
+        <w:t>Passo 5, approvare l'azienda. Nella scheda azienda, accanto al nome, c'è il badge Non approvato oppure Approvato, con il menu dei tre puntini di fianco. Va portato ad Approvato. Un'azienda non approvata non può ordinare, e il cliente non capisce perché.</w:t>
+      </w:r>
+    </w:p>
+    <w:p/>
+    <w:p>
+      <w:r>
+        <w:t>B2B: ASSEGNARE LA FASCIA DI SCONTO A UN CLIENTE BUSINESS</w:t>
+        <w:br/>
+        <w:t>(informazione interna: rispondi solo allo staff)</w:t>
+        <w:br/>
+        <w:br/>
+        <w:t>Quando si usa: è il passo 6 della procedura di attivazione, e serve anche da solo quando un cliente già attivo deve cambiare fascia. I passi da 1 a 5 stanno nel blocco sulla creazione e approvazione di un cliente business.</w:t>
+        <w:br/>
+        <w:br/>
+        <w:t>Questo passo non si fa dalla scheda del cliente né da quella dell'azienda: lì il campo non esiste. Si fa dalla pagina dei mercati. Link: admin.shopify.com/store/tipjd7-r0/markets</w:t>
+        <w:br/>
+        <w:br/>
+        <w:t>Le fasce sono tre e la procedura è identica per tutte, cambia solo quale mercato si apre.</w:t>
+        <w:br/>
+        <w:t>Alla fascia di sconto del 30 per cento corrisponde il mercato chiamato B2B TEST 30, che porta il catalogo Wholesale.</w:t>
+        <w:br/>
+        <w:t>Alla fascia di sconto del 40 per cento corrisponde il mercato chiamato B2B TEST 40, che porta il catalogo VIP.</w:t>
+        <w:br/>
+        <w:t>Alla fascia di sconto del 50 per cento corrisponde il mercato chiamato B2B TEST 50, che porta il catalogo Store.</w:t>
+        <w:br/>
+        <w:br/>
+        <w:t>Procedura: Mercati, apri il mercato della fascia giusta, riquadro Include, Aggiungi condizione, scegli Sedi aziendali in Tutte le aree geografiche, spunta la sede del cliente, Fatto, Salva.</w:t>
+        <w:br/>
+        <w:br/>
+        <w:t>Verifica finale: vedi il blocco sul cliente che segnala un problema, sezione su come si controlla che un cliente sia configurato bene.</w:t>
+        <w:br/>
+        <w:br/>
+        <w:t>Queste percentuali e questi nomi di mercato sono informazione interna di back-office. Non vanno mai comunicati a un cliente, nemmeno se è lui a chiedere quale sconto ha o quali fasce esistono: in quel caso si rimanda a Bambu.</w:t>
+      </w:r>
+    </w:p>
+    <w:p/>
+    <w:p>
+      <w:r>
+        <w:t>B2B: IVA SÌ O IVA NO - COME SI IMPOSTA SU UN CLIENTE</w:t>
+        <w:br/>
+        <w:t>(informazione interna: rispondi solo allo staff)</w:t>
+        <w:br/>
+        <w:br/>
+        <w:t>Dove si imposta, sempre: Clienti, Aziende, apri l'azienda, riquadro Sedi, apri la sede, riquadro Dettagli fiscali, Modifica dettagli fiscali. I campi sono due: Partita IVA e Impostazioni fiscali.</w:t>
+        <w:br/>
+        <w:br/>
+        <w:t>Il cliente ha una partita IVA VIES valida, come faccio a non fargli pagare l'IVA? Verifica la partita IVA sul portale VIES della Commissione europea, all'indirizzo https://ec.europa.eu/taxation_customs/vies/ Se risulta valida, apri la sede come sopra. Nel campo Partita IVA scrivila con il prefisso del paese davanti, per esempio IT04735040273. Nel campo Impostazioni fiscali scegli Non riscuotere imposte. Salva. Da quel momento quel cliente vede il prezzo netto e non gli viene aggiunta nessuna IVA. L'impostazione si mette una volta sola per azienda, non a ogni ordine.</w:t>
+        <w:br/>
+        <w:br/>
+        <w:t>Il cliente dice di avere la partita IVA ma non l'ha ancora mandata. Si lascia Riscuoti imposte finché la partita IVA non arriva ed è stata verificata sul VIES. Non si anticipa l'esenzione sulla parola del cliente.</w:t>
+        <w:br/>
+        <w:br/>
+        <w:t>Il cliente non ha partita IVA, oppure è fuori dall'Unione europea. Impostazioni fiscali: Riscuoti imposte. Al check-out gli verrà aggiunta l'aliquota del paese della sua sede.</w:t>
+        <w:br/>
+        <w:br/>
+        <w:t>Shopify non controlla da solo la partita IVA? No, e non è un problema di configurazione: nei check-out business la validazione automatica della partita IVA non esiste. È stato provato a fondo il 20/08 in tutte le combinazioni. La verifica la facciamo noi a mano sul portale VIES, una volta per cliente.</w:t>
+        <w:br/>
+        <w:br/>
+        <w:t>Regola di prudenza, vale sempre. In mancanza di una verifica VIES fatta, l'azienda resta su Riscuoti imposte. Addebitare l'IVA a chi poteva esserne esente è un fastidio commerciale che si rimedia con una nota di credito; non addebitarla a chi la doveva pagare è una passività fiscale nostra.</w:t>
+      </w:r>
+    </w:p>
+    <w:p/>
+    <w:p>
+      <w:r>
+        <w:t>B2B: MODIFICHE SU UN CLIENTE BUSINESS GIÀ ATTIVO</w:t>
+        <w:br/>
+        <w:t>(informazione interna: rispondi solo allo staff)</w:t>
+        <w:br/>
+        <w:br/>
+        <w:t>Devo spostare un cliente da una fascia di sconto a un'altra, come faccio? Non si tocca niente sulla scheda del cliente. Si sposta la sua sede da un mercato all'altro. Prima: Mercati, apri il mercato vecchio, cioè quello della fascia da cui esce, riquadro Include, apri la condizione, togli la spunta alla sede del cliente, Fatto, Salva. Poi: Mercati, apri il mercato nuovo, Include, Aggiungi condizione oppure apri quella esistente, spunta la sede, Fatto, Salva. Attenzione: togliere prima e aggiungere dopo. Una sede lasciata dentro due mercati business insieme non ha un comportamento definito e non sappiamo quale listino vincerebbe.</w:t>
+        <w:br/>
+        <w:br/>
+        <w:t>Il cliente ha cambiato indirizzo o sede. Clienti, Aziende, apri l'azienda, riquadro Sedi, apri la sede, modifica l'indirizzo. Attenzione: se cambia il paese, cambia anche l'aliquota IVA che gli verrà applicata. Controlla che il regime fiscale della sede sia ancora quello giusto.</w:t>
+        <w:br/>
+        <w:br/>
+        <w:t>Devo aggiungere una seconda persona della stessa azienda. Scheda dell'azienda, Aggiungi cliente, l'email della nuova persona. Non serve creare una seconda azienda: più persone possono comprare per la stessa azienda, e vedono tutte lo stesso listino.</w:t>
+        <w:br/>
+        <w:br/>
+        <w:t>Il cliente ha più sedi o più punti vendita. Scheda dell'azienda, riquadro Sedi, Aggiungi sede. Ogni sede va poi assegnata a un mercato, come nel blocco sull'assegnare la fascia di sconto, e ha un proprio regime IVA. Sedi diverse possono stare su fasce diverse.</w:t>
+        <w:br/>
+        <w:br/>
+        <w:t>Il cliente non è più business. Togli la sua sede dal mercato business, come al primo punto qui sopra. Da quel momento torna a vedere i prezzi al pubblico. Non serve cancellare né l'azienda né il cliente.</w:t>
+      </w:r>
+    </w:p>
+    <w:p/>
+    <w:p>
+      <w:r>
+        <w:t>B2B: IL CLIENTE SEGNALA UN PROBLEMA - COSA CONTROLLARE</w:t>
+        <w:br/>
+        <w:t>(informazione interna: rispondi solo allo staff)</w:t>
+        <w:br/>
+        <w:br/>
+        <w:t>Come si controlla che un cliente sia configurato bene. Il controllo vero si fa guardando il riepilogo del check-out, non le impostazioni. Metti un prodotto nel carrello con l'account del cliente e guarda come è scritta la riga delle imposte. Se dice "Imposte stimate" come riga separata e sommata al subtotale, la configurazione è corretta. Se dice "Incluse imposte per un ammontare di", è sbagliato: manca l'impostazione fiscale sul mercato di quel cliente, va segnalato a Bambu e non è una cosa da sistemare sul cliente. Se non c'è nessuna riga imposte, è corretto solo se quel cliente è impostato su Non riscuotere imposte.</w:t>
+        <w:br/>
+        <w:br/>
+        <w:t>Il cliente vede i prezzi al pubblico invece di quelli business. Controlla tre cose in quest'ordine: il cliente è collegato a un'azienda, lo vedi dalla scheda cliente oppure dalla scheda azienda riquadro Clienti; l'azienda risulta Approvato; la sede è dentro il mercato della sua fascia, lo vedi da Mercati, il mercato, Include. Nove volte su dieci è il terzo punto.</w:t>
+        <w:br/>
+        <w:br/>
+        <w:t>Il cliente non riesce a completare l'ordine. Azienda Non approvato: approvala, è la causa più frequente. Sede senza indirizzo: compilalo. Nessun metodo di spedizione disponibile verso il suo paese: è un problema di tariffe, passa a Bambu.</w:t>
+        <w:br/>
+        <w:br/>
+        <w:t>Al cliente viene addebitata l'IVA e dice di non doverla pagare. Controlla il campo Impostazioni fiscali sulla sede della sua azienda. Se è su Riscuoti imposte, l'esenzione non è mai stata attivata. Serve la partita IVA verificata sul VIES prima di cambiarla, vedi il blocco sull'iva sì o iva no.</w:t>
+        <w:br/>
+        <w:br/>
+        <w:t>Al cliente viene applicata l'aliquota IVA di un paese sbagliato. L'aliquota segue il paese della sede dell'azienda, non quello del cliente né dell'indirizzo di consegna occasionale. Controlla il paese sulla sede.</w:t>
+        <w:br/>
+        <w:br/>
+        <w:t>Il cliente dice che i prezzi sono strani o diversi da prima. I prezzi business sul nuovo sito sono al netto dell'IVA: sono più bassi di quelli a cui il cliente era abituato, perché l'IVA viene aggiunta dopo, al check-out. Non è un errore. Se invece il prezzo di un singolo articolo sembra sbagliato nel merito, passa a Bambu: i listini sono file caricati, non si correggono dall'admin articolo per articolo.</w:t>
       </w:r>
     </w:p>
   </w:body>
